--- a/lessons/2-3/downloads/reveal/teacher/2.3-session-2-prerequisite-practice-a.docx
+++ b/lessons/2-3/downloads/reveal/teacher/2.3-session-2-prerequisite-practice-a.docx
@@ -15,10 +15,28 @@
         <w:rPr>
           <w:rFonts w:ascii="Avenir Next" w:hAnsi="Avenir Next" w:cs="Avenir Next" w:eastAsia="Avenir Next"/>
           <w:color w:val="1A1A1A"/>
+          <w:sz w:val="22"/>
+          <w:szCs w:val="20"/>
+        </w:rPr>
+        <w:t xml:space="preserve">Name</w:t>
+      </w:r>
+      <w:r>
+        <w:rPr>
+          <w:rFonts w:ascii="Avenir Next" w:hAnsi="Avenir Next" w:cs="Avenir Next" w:eastAsia="Avenir Next"/>
+          <w:color w:val="1A1A1A"/>
           <w:sz w:val="20"/>
           <w:szCs w:val="20"/>
         </w:rPr>
-        <w:t xml:space="preserve">Name</w:t>
+        <w:tab/>
+      </w:r>
+      <w:r>
+        <w:rPr>
+          <w:rFonts w:ascii="Avenir Next" w:hAnsi="Avenir Next" w:cs="Avenir Next" w:eastAsia="Avenir Next"/>
+          <w:color w:val="1A1A1A"/>
+          <w:sz w:val="22"/>
+          <w:szCs w:val="20"/>
+        </w:rPr>
+        <w:t xml:space="preserve">   Date</w:t>
       </w:r>
       <w:r>
         <w:rPr>
@@ -33,25 +51,7 @@
         <w:rPr>
           <w:rFonts w:ascii="Avenir Next" w:hAnsi="Avenir Next" w:cs="Avenir Next" w:eastAsia="Avenir Next"/>
           <w:color w:val="1A1A1A"/>
-          <w:sz w:val="20"/>
-          <w:szCs w:val="20"/>
-        </w:rPr>
-        <w:t xml:space="preserve">   Date</w:t>
-      </w:r>
-      <w:r>
-        <w:rPr>
-          <w:rFonts w:ascii="Avenir Next" w:hAnsi="Avenir Next" w:cs="Avenir Next" w:eastAsia="Avenir Next"/>
-          <w:color w:val="1A1A1A"/>
-          <w:sz w:val="20"/>
-          <w:szCs w:val="20"/>
-        </w:rPr>
-        <w:tab/>
-      </w:r>
-      <w:r>
-        <w:rPr>
-          <w:rFonts w:ascii="Avenir Next" w:hAnsi="Avenir Next" w:cs="Avenir Next" w:eastAsia="Avenir Next"/>
-          <w:color w:val="1A1A1A"/>
-          <w:sz w:val="20"/>
+          <w:sz w:val="22"/>
           <w:szCs w:val="20"/>
         </w:rPr>
         <w:t xml:space="preserve">   Period</w:t>
@@ -78,7 +78,7 @@
           <w:caps/>
           <w:color w:val="003A70"/>
           <w:spacing w:val="12"/>
-          <w:sz w:val="19"/>
+          <w:sz w:val="22"/>
           <w:szCs w:val="19"/>
         </w:rPr>
         <w:t xml:space="preserve">Lesson 2-3  ·  Session 2  ·  Prerequisite Practice A  ·  Skill 1 of 2</w:t>
@@ -86,6 +86,7 @@
     </w:p>
     <w:p>
       <w:pPr>
+        <w:pStyle w:val="Heading1"/>
         <w:keepNext/>
         <w:spacing w:before="0" w:after="10" w:line="240" w:lineRule="auto"/>
       </w:pPr>
@@ -111,7 +112,7 @@
         <w:rPr>
           <w:rFonts w:ascii="Avenir Next" w:hAnsi="Avenir Next" w:cs="Avenir Next" w:eastAsia="Avenir Next"/>
           <w:color w:val="5A5F66"/>
-          <w:sz w:val="17"/>
+          <w:sz w:val="22"/>
           <w:szCs w:val="17"/>
         </w:rPr>
         <w:t xml:space="preserve">Builds on Grade 4 · 4.NBT.B.6</w:t>
@@ -154,6 +155,7 @@
           </w:tcPr>
           <w:p>
             <w:pPr>
+              <w:pStyle w:val="Heading2"/>
               <w:spacing w:before="0" w:after="0" w:line="252" w:lineRule="auto"/>
             </w:pPr>
             <w:r>
@@ -183,7 +185,7 @@
               <w:rPr>
                 <w:rFonts w:ascii="Avenir Next" w:hAnsi="Avenir Next" w:cs="Avenir Next" w:eastAsia="Avenir Next"/>
                 <w:color w:val="1A1A1A"/>
-                <w:sz w:val="20"/>
+                <w:sz w:val="22"/>
                 <w:szCs w:val="20"/>
               </w:rPr>
               <w:t xml:space="preserve">With eight swim times, the median is the two middle times added, then divided by 2.</w:t>
@@ -203,6 +205,7 @@
           </w:tcPr>
           <w:p>
             <w:pPr>
+              <w:pStyle w:val="Heading2"/>
               <w:spacing w:before="0" w:after="0" w:line="252" w:lineRule="auto"/>
             </w:pPr>
             <w:r>
@@ -232,7 +235,7 @@
               <w:rPr>
                 <w:rFonts w:ascii="Avenir Next" w:hAnsi="Avenir Next" w:cs="Avenir Next" w:eastAsia="Avenir Next"/>
                 <w:color w:val="1A1A1A"/>
-                <w:sz w:val="20"/>
+                <w:sz w:val="22"/>
                 <w:szCs w:val="20"/>
               </w:rPr>
               <w:t xml:space="preserve">Add two numbers, then divide by 2. Odd sums end in .5.  </w:t>
@@ -242,7 +245,7 @@
                 <w:rFonts w:ascii="Avenir Next" w:hAnsi="Avenir Next" w:cs="Avenir Next" w:eastAsia="Avenir Next"/>
                 <w:b/>
                 <w:color w:val="1A1A1A"/>
-                <w:sz w:val="20"/>
+                <w:sz w:val="22"/>
                 <w:szCs w:val="20"/>
               </w:rPr>
               <w:t xml:space="preserve">You will use it in Practice Form A, problems 1 and 4.</w:t>
@@ -253,6 +256,7 @@
     </w:tbl>
     <w:p>
       <w:pPr>
+        <w:pStyle w:val="Heading2"/>
         <w:keepNext/>
         <w:pBdr>
           <w:bottom w:val="single" w:sz="8" w:space="3" w:color="003A70"/>
@@ -268,7 +272,7 @@
           <w:b/>
           <w:color w:val="003A70"/>
           <w:spacing w:val="14"/>
-          <w:sz w:val="19"/>
+          <w:sz w:val="22"/>
           <w:szCs w:val="19"/>
         </w:rPr>
         <w:t xml:space="preserve">STEPS TO FOLLOW</w:t>
@@ -287,7 +291,7 @@
           <w:rFonts w:ascii="Avenir Next" w:hAnsi="Avenir Next" w:cs="Avenir Next" w:eastAsia="Avenir Next"/>
           <w:i/>
           <w:color w:val="5A5F66"/>
-          <w:sz w:val="17"/>
+          <w:sz w:val="22"/>
           <w:szCs w:val="17"/>
         </w:rPr>
         <w:t xml:space="preserve">use these same steps on every problem</w:t>
@@ -329,6 +333,7 @@
           </w:tcPr>
           <w:p>
             <w:pPr>
+              <w:pStyle w:val="Heading1"/>
               <w:spacing w:before="0" w:after="0" w:line="240" w:lineRule="auto"/>
               <w:jc w:val="center"/>
             </w:pPr>
@@ -358,7 +363,7 @@
                 <w:rFonts w:ascii="Avenir Next" w:hAnsi="Avenir Next" w:cs="Avenir Next" w:eastAsia="Avenir Next"/>
                 <w:b/>
                 <w:color w:val="1A1A1A"/>
-                <w:sz w:val="21"/>
+                <w:sz w:val="22"/>
                 <w:szCs w:val="21"/>
               </w:rPr>
               <w:t xml:space="preserve">Add</w:t>
@@ -367,7 +372,7 @@
               <w:rPr>
                 <w:rFonts w:ascii="Avenir Next" w:hAnsi="Avenir Next" w:cs="Avenir Next" w:eastAsia="Avenir Next"/>
                 <w:color w:val="1A1A1A"/>
-                <w:sz w:val="21"/>
+                <w:sz w:val="22"/>
                 <w:szCs w:val="21"/>
               </w:rPr>
               <w:t xml:space="preserve"> the two numbers.</w:t>
@@ -386,6 +391,7 @@
           </w:tcPr>
           <w:p>
             <w:pPr>
+              <w:pStyle w:val="Heading1"/>
               <w:spacing w:before="0" w:after="0" w:line="240" w:lineRule="auto"/>
               <w:jc w:val="center"/>
             </w:pPr>
@@ -414,7 +420,7 @@
               <w:rPr>
                 <w:rFonts w:ascii="Avenir Next" w:hAnsi="Avenir Next" w:cs="Avenir Next" w:eastAsia="Avenir Next"/>
                 <w:color w:val="1A1A1A"/>
-                <w:sz w:val="21"/>
+                <w:sz w:val="22"/>
                 <w:szCs w:val="21"/>
               </w:rPr>
               <w:t xml:space="preserve">Is the sum </w:t>
@@ -424,7 +430,7 @@
                 <w:rFonts w:ascii="Avenir Next" w:hAnsi="Avenir Next" w:cs="Avenir Next" w:eastAsia="Avenir Next"/>
                 <w:b/>
                 <w:color w:val="1A1A1A"/>
-                <w:sz w:val="21"/>
+                <w:sz w:val="22"/>
                 <w:szCs w:val="21"/>
               </w:rPr>
               <w:t xml:space="preserve">even</w:t>
@@ -433,7 +439,7 @@
               <w:rPr>
                 <w:rFonts w:ascii="Avenir Next" w:hAnsi="Avenir Next" w:cs="Avenir Next" w:eastAsia="Avenir Next"/>
                 <w:color w:val="1A1A1A"/>
-                <w:sz w:val="21"/>
+                <w:sz w:val="22"/>
                 <w:szCs w:val="21"/>
               </w:rPr>
               <w:t xml:space="preserve"> or odd?</w:t>
@@ -452,6 +458,7 @@
           </w:tcPr>
           <w:p>
             <w:pPr>
+              <w:pStyle w:val="Heading1"/>
               <w:spacing w:before="0" w:after="0" w:line="240" w:lineRule="auto"/>
               <w:jc w:val="center"/>
             </w:pPr>
@@ -480,7 +487,7 @@
               <w:rPr>
                 <w:rFonts w:ascii="Avenir Next" w:hAnsi="Avenir Next" w:cs="Avenir Next" w:eastAsia="Avenir Next"/>
                 <w:color w:val="1A1A1A"/>
-                <w:sz w:val="21"/>
+                <w:sz w:val="22"/>
                 <w:szCs w:val="21"/>
               </w:rPr>
               <w:t xml:space="preserve">Divide by 2. An odd sum ends in </w:t>
@@ -490,7 +497,7 @@
                 <w:rFonts w:ascii="Avenir Next" w:hAnsi="Avenir Next" w:cs="Avenir Next" w:eastAsia="Avenir Next"/>
                 <w:b/>
                 <w:color w:val="1A1A1A"/>
-                <w:sz w:val="21"/>
+                <w:sz w:val="22"/>
                 <w:szCs w:val="21"/>
               </w:rPr>
               <w:t xml:space="preserve">.5</w:t>
@@ -499,7 +506,7 @@
               <w:rPr>
                 <w:rFonts w:ascii="Avenir Next" w:hAnsi="Avenir Next" w:cs="Avenir Next" w:eastAsia="Avenir Next"/>
                 <w:color w:val="1A1A1A"/>
-                <w:sz w:val="21"/>
+                <w:sz w:val="22"/>
                 <w:szCs w:val="21"/>
               </w:rPr>
               <w:t xml:space="preserve">.</w:t>
@@ -510,6 +517,7 @@
     </w:tbl>
     <w:p>
       <w:pPr>
+        <w:pStyle w:val="Heading2"/>
         <w:keepNext/>
         <w:pBdr>
           <w:bottom w:val="single" w:sz="8" w:space="3" w:color="003A70"/>
@@ -525,7 +533,7 @@
           <w:b/>
           <w:color w:val="003A70"/>
           <w:spacing w:val="14"/>
-          <w:sz w:val="19"/>
+          <w:sz w:val="22"/>
           <w:szCs w:val="19"/>
         </w:rPr>
         <w:t xml:space="preserve">WATCH ME</w:t>
@@ -544,7 +552,7 @@
           <w:rFonts w:ascii="Avenir Next" w:hAnsi="Avenir Next" w:cs="Avenir Next" w:eastAsia="Avenir Next"/>
           <w:i/>
           <w:color w:val="5A5F66"/>
-          <w:sz w:val="17"/>
+          <w:sz w:val="22"/>
           <w:szCs w:val="17"/>
         </w:rPr>
         <w:t xml:space="preserve">the steps in action</w:t>
@@ -559,7 +567,7 @@
           <w:rFonts w:ascii="Avenir Next" w:hAnsi="Avenir Next" w:cs="Avenir Next" w:eastAsia="Avenir Next"/>
           <w:b/>
           <w:color w:val="1A1A1A"/>
-          <w:sz w:val="21"/>
+          <w:sz w:val="22"/>
           <w:szCs w:val="21"/>
         </w:rPr>
         <w:t xml:space="preserve">Find (16 + 21) ÷ 2.</w:t>
@@ -578,25 +586,25 @@
           <w:rFonts w:ascii="Avenir Next" w:hAnsi="Avenir Next" w:cs="Avenir Next" w:eastAsia="Avenir Next"/>
           <w:b/>
           <w:color w:val="003A70"/>
+          <w:sz w:val="22"/>
+          <w:szCs w:val="19"/>
+        </w:rPr>
+        <w:t xml:space="preserve">Step 1</w:t>
+      </w:r>
+      <w:r>
+        <w:rPr>
+          <w:rFonts w:ascii="Avenir Next" w:hAnsi="Avenir Next" w:cs="Avenir Next" w:eastAsia="Avenir Next"/>
+          <w:color w:val="1A1A1A"/>
           <w:sz w:val="19"/>
           <w:szCs w:val="19"/>
         </w:rPr>
-        <w:t xml:space="preserve">Step 1</w:t>
-      </w:r>
-      <w:r>
-        <w:rPr>
-          <w:rFonts w:ascii="Avenir Next" w:hAnsi="Avenir Next" w:cs="Avenir Next" w:eastAsia="Avenir Next"/>
-          <w:color w:val="1A1A1A"/>
-          <w:sz w:val="19"/>
-          <w:szCs w:val="19"/>
-        </w:rPr>
         <w:tab/>
       </w:r>
       <w:r>
         <w:rPr>
           <w:rFonts w:ascii="Avenir Next" w:hAnsi="Avenir Next" w:cs="Avenir Next" w:eastAsia="Avenir Next"/>
           <w:color w:val="1A1A1A"/>
-          <w:sz w:val="21"/>
+          <w:sz w:val="22"/>
           <w:szCs w:val="21"/>
         </w:rPr>
         <w:t xml:space="preserve">16 + 21 = 37.</w:t>
@@ -615,25 +623,25 @@
           <w:rFonts w:ascii="Avenir Next" w:hAnsi="Avenir Next" w:cs="Avenir Next" w:eastAsia="Avenir Next"/>
           <w:b/>
           <w:color w:val="003A70"/>
+          <w:sz w:val="22"/>
+          <w:szCs w:val="19"/>
+        </w:rPr>
+        <w:t xml:space="preserve">Step 2</w:t>
+      </w:r>
+      <w:r>
+        <w:rPr>
+          <w:rFonts w:ascii="Avenir Next" w:hAnsi="Avenir Next" w:cs="Avenir Next" w:eastAsia="Avenir Next"/>
+          <w:color w:val="1A1A1A"/>
           <w:sz w:val="19"/>
           <w:szCs w:val="19"/>
         </w:rPr>
-        <w:t xml:space="preserve">Step 2</w:t>
-      </w:r>
-      <w:r>
-        <w:rPr>
-          <w:rFonts w:ascii="Avenir Next" w:hAnsi="Avenir Next" w:cs="Avenir Next" w:eastAsia="Avenir Next"/>
-          <w:color w:val="1A1A1A"/>
-          <w:sz w:val="19"/>
-          <w:szCs w:val="19"/>
-        </w:rPr>
         <w:tab/>
       </w:r>
       <w:r>
         <w:rPr>
           <w:rFonts w:ascii="Avenir Next" w:hAnsi="Avenir Next" w:cs="Avenir Next" w:eastAsia="Avenir Next"/>
           <w:color w:val="1A1A1A"/>
-          <w:sz w:val="21"/>
+          <w:sz w:val="22"/>
           <w:szCs w:val="21"/>
         </w:rPr>
         <w:t xml:space="preserve">37 is odd.</w:t>
@@ -652,25 +660,25 @@
           <w:rFonts w:ascii="Avenir Next" w:hAnsi="Avenir Next" w:cs="Avenir Next" w:eastAsia="Avenir Next"/>
           <w:b/>
           <w:color w:val="003A70"/>
+          <w:sz w:val="22"/>
+          <w:szCs w:val="19"/>
+        </w:rPr>
+        <w:t xml:space="preserve">Step 3</w:t>
+      </w:r>
+      <w:r>
+        <w:rPr>
+          <w:rFonts w:ascii="Avenir Next" w:hAnsi="Avenir Next" w:cs="Avenir Next" w:eastAsia="Avenir Next"/>
+          <w:color w:val="1A1A1A"/>
           <w:sz w:val="19"/>
           <w:szCs w:val="19"/>
         </w:rPr>
-        <w:t xml:space="preserve">Step 3</w:t>
-      </w:r>
-      <w:r>
-        <w:rPr>
-          <w:rFonts w:ascii="Avenir Next" w:hAnsi="Avenir Next" w:cs="Avenir Next" w:eastAsia="Avenir Next"/>
-          <w:color w:val="1A1A1A"/>
-          <w:sz w:val="19"/>
-          <w:szCs w:val="19"/>
-        </w:rPr>
         <w:tab/>
       </w:r>
       <w:r>
         <w:rPr>
           <w:rFonts w:ascii="Avenir Next" w:hAnsi="Avenir Next" w:cs="Avenir Next" w:eastAsia="Avenir Next"/>
           <w:color w:val="1A1A1A"/>
-          <w:sz w:val="21"/>
+          <w:sz w:val="22"/>
           <w:szCs w:val="21"/>
         </w:rPr>
         <w:t xml:space="preserve">37 ÷ 2 = 18.5.</w:t>
@@ -689,18 +697,18 @@
           <w:rFonts w:ascii="Avenir Next" w:hAnsi="Avenir Next" w:cs="Avenir Next" w:eastAsia="Avenir Next"/>
           <w:b/>
           <w:color w:val="1A1A1A"/>
+          <w:sz w:val="22"/>
+          <w:szCs w:val="21"/>
+        </w:rPr>
+        <w:t xml:space="preserve">Answer</w:t>
+      </w:r>
+      <w:r>
+        <w:rPr>
+          <w:rFonts w:ascii="Avenir Next" w:hAnsi="Avenir Next" w:cs="Avenir Next" w:eastAsia="Avenir Next"/>
+          <w:color w:val="1A1A1A"/>
           <w:sz w:val="21"/>
           <w:szCs w:val="21"/>
         </w:rPr>
-        <w:t xml:space="preserve">Answer</w:t>
-      </w:r>
-      <w:r>
-        <w:rPr>
-          <w:rFonts w:ascii="Avenir Next" w:hAnsi="Avenir Next" w:cs="Avenir Next" w:eastAsia="Avenir Next"/>
-          <w:color w:val="1A1A1A"/>
-          <w:sz w:val="21"/>
-          <w:szCs w:val="21"/>
-        </w:rPr>
         <w:tab/>
       </w:r>
       <w:r>
@@ -708,7 +716,7 @@
           <w:rFonts w:ascii="Avenir Next" w:hAnsi="Avenir Next" w:cs="Avenir Next" w:eastAsia="Avenir Next"/>
           <w:b/>
           <w:color w:val="1A1A1A"/>
-          <w:sz w:val="21"/>
+          <w:sz w:val="22"/>
           <w:szCs w:val="21"/>
         </w:rPr>
         <w:t xml:space="preserve">18.5</w:t>
@@ -716,6 +724,7 @@
     </w:p>
     <w:p>
       <w:pPr>
+        <w:pStyle w:val="Heading2"/>
         <w:keepNext/>
         <w:pBdr>
           <w:bottom w:val="single" w:sz="8" w:space="3" w:color="003A70"/>
@@ -731,7 +740,7 @@
           <w:b/>
           <w:color w:val="003A70"/>
           <w:spacing w:val="14"/>
-          <w:sz w:val="19"/>
+          <w:sz w:val="22"/>
           <w:szCs w:val="19"/>
         </w:rPr>
         <w:t xml:space="preserve">TRY IT WITH HELP</w:t>
@@ -750,7 +759,7 @@
           <w:rFonts w:ascii="Avenir Next" w:hAnsi="Avenir Next" w:cs="Avenir Next" w:eastAsia="Avenir Next"/>
           <w:i/>
           <w:color w:val="5A5F66"/>
-          <w:sz w:val="17"/>
+          <w:sz w:val="22"/>
           <w:szCs w:val="17"/>
         </w:rPr>
         <w:t xml:space="preserve">fill in each step</w:t>
@@ -808,35 +817,35 @@
           <w:rFonts w:ascii="Avenir Next" w:hAnsi="Avenir Next" w:cs="Avenir Next" w:eastAsia="Avenir Next"/>
           <w:b/>
           <w:color w:val="003A70"/>
+          <w:sz w:val="22"/>
+          <w:szCs w:val="18"/>
+        </w:rPr>
+        <w:t xml:space="preserve">Step 1</w:t>
+      </w:r>
+      <w:r>
+        <w:rPr>
+          <w:rFonts w:ascii="Avenir Next" w:hAnsi="Avenir Next" w:cs="Avenir Next" w:eastAsia="Avenir Next"/>
+          <w:color w:val="1A1A1A"/>
           <w:sz w:val="18"/>
           <w:szCs w:val="18"/>
         </w:rPr>
-        <w:t xml:space="preserve">Step 1</w:t>
-      </w:r>
-      <w:r>
-        <w:rPr>
-          <w:rFonts w:ascii="Avenir Next" w:hAnsi="Avenir Next" w:cs="Avenir Next" w:eastAsia="Avenir Next"/>
-          <w:color w:val="1A1A1A"/>
-          <w:sz w:val="18"/>
-          <w:szCs w:val="18"/>
-        </w:rPr>
         <w:tab/>
       </w:r>
       <w:r>
         <w:rPr>
           <w:rFonts w:ascii="Avenir Next" w:hAnsi="Avenir Next" w:cs="Avenir Next" w:eastAsia="Avenir Next"/>
           <w:color w:val="1A1A1A"/>
+          <w:sz w:val="22"/>
+          <w:szCs w:val="21"/>
+        </w:rPr>
+        <w:t xml:space="preserve">12 + 18 = </w:t>
+      </w:r>
+      <w:r>
+        <w:rPr>
+          <w:rFonts w:ascii="Avenir Next" w:hAnsi="Avenir Next" w:cs="Avenir Next" w:eastAsia="Avenir Next"/>
+          <w:color w:val="1A1A1A"/>
           <w:sz w:val="21"/>
           <w:szCs w:val="21"/>
-        </w:rPr>
-        <w:t xml:space="preserve">12 + 18 = </w:t>
-      </w:r>
-      <w:r>
-        <w:rPr>
-          <w:rFonts w:ascii="Avenir Next" w:hAnsi="Avenir Next" w:cs="Avenir Next" w:eastAsia="Avenir Next"/>
-          <w:color w:val="1A1A1A"/>
-          <w:sz w:val="21"/>
-          <w:szCs w:val="21"/>
           <w:u w:val="single"/>
         </w:rPr>
         <w:t xml:space="preserve">                </w:t>
@@ -845,7 +854,7 @@
         <w:rPr>
           <w:rFonts w:ascii="Avenir Next" w:hAnsi="Avenir Next" w:cs="Avenir Next" w:eastAsia="Avenir Next"/>
           <w:color w:val="1A1A1A"/>
-          <w:sz w:val="21"/>
+          <w:sz w:val="22"/>
           <w:szCs w:val="21"/>
         </w:rPr>
         <w:t xml:space="preserve">.</w:t>
@@ -865,35 +874,35 @@
           <w:rFonts w:ascii="Avenir Next" w:hAnsi="Avenir Next" w:cs="Avenir Next" w:eastAsia="Avenir Next"/>
           <w:b/>
           <w:color w:val="003A70"/>
+          <w:sz w:val="22"/>
+          <w:szCs w:val="18"/>
+        </w:rPr>
+        <w:t xml:space="preserve">Step 2</w:t>
+      </w:r>
+      <w:r>
+        <w:rPr>
+          <w:rFonts w:ascii="Avenir Next" w:hAnsi="Avenir Next" w:cs="Avenir Next" w:eastAsia="Avenir Next"/>
+          <w:color w:val="1A1A1A"/>
           <w:sz w:val="18"/>
           <w:szCs w:val="18"/>
         </w:rPr>
-        <w:t xml:space="preserve">Step 2</w:t>
-      </w:r>
-      <w:r>
-        <w:rPr>
-          <w:rFonts w:ascii="Avenir Next" w:hAnsi="Avenir Next" w:cs="Avenir Next" w:eastAsia="Avenir Next"/>
-          <w:color w:val="1A1A1A"/>
-          <w:sz w:val="18"/>
-          <w:szCs w:val="18"/>
-        </w:rPr>
         <w:tab/>
       </w:r>
       <w:r>
         <w:rPr>
           <w:rFonts w:ascii="Avenir Next" w:hAnsi="Avenir Next" w:cs="Avenir Next" w:eastAsia="Avenir Next"/>
           <w:color w:val="1A1A1A"/>
+          <w:sz w:val="22"/>
+          <w:szCs w:val="21"/>
+        </w:rPr>
+        <w:t xml:space="preserve">30 is </w:t>
+      </w:r>
+      <w:r>
+        <w:rPr>
+          <w:rFonts w:ascii="Avenir Next" w:hAnsi="Avenir Next" w:cs="Avenir Next" w:eastAsia="Avenir Next"/>
+          <w:color w:val="1A1A1A"/>
           <w:sz w:val="21"/>
           <w:szCs w:val="21"/>
-        </w:rPr>
-        <w:t xml:space="preserve">30 is </w:t>
-      </w:r>
-      <w:r>
-        <w:rPr>
-          <w:rFonts w:ascii="Avenir Next" w:hAnsi="Avenir Next" w:cs="Avenir Next" w:eastAsia="Avenir Next"/>
-          <w:color w:val="1A1A1A"/>
-          <w:sz w:val="21"/>
-          <w:szCs w:val="21"/>
           <w:u w:val="single"/>
         </w:rPr>
         <w:t xml:space="preserve">                </w:t>
@@ -902,7 +911,7 @@
         <w:rPr>
           <w:rFonts w:ascii="Avenir Next" w:hAnsi="Avenir Next" w:cs="Avenir Next" w:eastAsia="Avenir Next"/>
           <w:color w:val="1A1A1A"/>
-          <w:sz w:val="21"/>
+          <w:sz w:val="22"/>
           <w:szCs w:val="21"/>
         </w:rPr>
         <w:t xml:space="preserve">.</w:t>
@@ -922,35 +931,35 @@
           <w:rFonts w:ascii="Avenir Next" w:hAnsi="Avenir Next" w:cs="Avenir Next" w:eastAsia="Avenir Next"/>
           <w:b/>
           <w:color w:val="003A70"/>
+          <w:sz w:val="22"/>
+          <w:szCs w:val="18"/>
+        </w:rPr>
+        <w:t xml:space="preserve">Step 3</w:t>
+      </w:r>
+      <w:r>
+        <w:rPr>
+          <w:rFonts w:ascii="Avenir Next" w:hAnsi="Avenir Next" w:cs="Avenir Next" w:eastAsia="Avenir Next"/>
+          <w:color w:val="1A1A1A"/>
           <w:sz w:val="18"/>
           <w:szCs w:val="18"/>
         </w:rPr>
-        <w:t xml:space="preserve">Step 3</w:t>
-      </w:r>
-      <w:r>
-        <w:rPr>
-          <w:rFonts w:ascii="Avenir Next" w:hAnsi="Avenir Next" w:cs="Avenir Next" w:eastAsia="Avenir Next"/>
-          <w:color w:val="1A1A1A"/>
-          <w:sz w:val="18"/>
-          <w:szCs w:val="18"/>
-        </w:rPr>
         <w:tab/>
       </w:r>
       <w:r>
         <w:rPr>
           <w:rFonts w:ascii="Avenir Next" w:hAnsi="Avenir Next" w:cs="Avenir Next" w:eastAsia="Avenir Next"/>
           <w:color w:val="1A1A1A"/>
+          <w:sz w:val="22"/>
+          <w:szCs w:val="21"/>
+        </w:rPr>
+        <w:t xml:space="preserve">30 ÷ 2 = </w:t>
+      </w:r>
+      <w:r>
+        <w:rPr>
+          <w:rFonts w:ascii="Avenir Next" w:hAnsi="Avenir Next" w:cs="Avenir Next" w:eastAsia="Avenir Next"/>
+          <w:color w:val="1A1A1A"/>
           <w:sz w:val="21"/>
           <w:szCs w:val="21"/>
-        </w:rPr>
-        <w:t xml:space="preserve">30 ÷ 2 = </w:t>
-      </w:r>
-      <w:r>
-        <w:rPr>
-          <w:rFonts w:ascii="Avenir Next" w:hAnsi="Avenir Next" w:cs="Avenir Next" w:eastAsia="Avenir Next"/>
-          <w:color w:val="1A1A1A"/>
-          <w:sz w:val="21"/>
-          <w:szCs w:val="21"/>
           <w:u w:val="single"/>
         </w:rPr>
         <w:t xml:space="preserve">                </w:t>
@@ -959,7 +968,7 @@
         <w:rPr>
           <w:rFonts w:ascii="Avenir Next" w:hAnsi="Avenir Next" w:cs="Avenir Next" w:eastAsia="Avenir Next"/>
           <w:color w:val="1A1A1A"/>
-          <w:sz w:val="21"/>
+          <w:sz w:val="22"/>
           <w:szCs w:val="21"/>
         </w:rPr>
         <w:t xml:space="preserve">.</w:t>
@@ -1022,35 +1031,35 @@
           <w:rFonts w:ascii="Avenir Next" w:hAnsi="Avenir Next" w:cs="Avenir Next" w:eastAsia="Avenir Next"/>
           <w:b/>
           <w:color w:val="003A70"/>
+          <w:sz w:val="22"/>
+          <w:szCs w:val="18"/>
+        </w:rPr>
+        <w:t xml:space="preserve">Step 1</w:t>
+      </w:r>
+      <w:r>
+        <w:rPr>
+          <w:rFonts w:ascii="Avenir Next" w:hAnsi="Avenir Next" w:cs="Avenir Next" w:eastAsia="Avenir Next"/>
+          <w:color w:val="1A1A1A"/>
           <w:sz w:val="18"/>
           <w:szCs w:val="18"/>
         </w:rPr>
-        <w:t xml:space="preserve">Step 1</w:t>
-      </w:r>
-      <w:r>
-        <w:rPr>
-          <w:rFonts w:ascii="Avenir Next" w:hAnsi="Avenir Next" w:cs="Avenir Next" w:eastAsia="Avenir Next"/>
-          <w:color w:val="1A1A1A"/>
-          <w:sz w:val="18"/>
-          <w:szCs w:val="18"/>
-        </w:rPr>
         <w:tab/>
       </w:r>
       <w:r>
         <w:rPr>
           <w:rFonts w:ascii="Avenir Next" w:hAnsi="Avenir Next" w:cs="Avenir Next" w:eastAsia="Avenir Next"/>
           <w:color w:val="1A1A1A"/>
+          <w:sz w:val="22"/>
+          <w:szCs w:val="21"/>
+        </w:rPr>
+        <w:t xml:space="preserve">25 + 30 = </w:t>
+      </w:r>
+      <w:r>
+        <w:rPr>
+          <w:rFonts w:ascii="Avenir Next" w:hAnsi="Avenir Next" w:cs="Avenir Next" w:eastAsia="Avenir Next"/>
+          <w:color w:val="1A1A1A"/>
           <w:sz w:val="21"/>
           <w:szCs w:val="21"/>
-        </w:rPr>
-        <w:t xml:space="preserve">25 + 30 = </w:t>
-      </w:r>
-      <w:r>
-        <w:rPr>
-          <w:rFonts w:ascii="Avenir Next" w:hAnsi="Avenir Next" w:cs="Avenir Next" w:eastAsia="Avenir Next"/>
-          <w:color w:val="1A1A1A"/>
-          <w:sz w:val="21"/>
-          <w:szCs w:val="21"/>
           <w:u w:val="single"/>
         </w:rPr>
         <w:t xml:space="preserve">                </w:t>
@@ -1059,7 +1068,7 @@
         <w:rPr>
           <w:rFonts w:ascii="Avenir Next" w:hAnsi="Avenir Next" w:cs="Avenir Next" w:eastAsia="Avenir Next"/>
           <w:color w:val="1A1A1A"/>
-          <w:sz w:val="21"/>
+          <w:sz w:val="22"/>
           <w:szCs w:val="21"/>
         </w:rPr>
         <w:t xml:space="preserve">.</w:t>
@@ -1079,35 +1088,35 @@
           <w:rFonts w:ascii="Avenir Next" w:hAnsi="Avenir Next" w:cs="Avenir Next" w:eastAsia="Avenir Next"/>
           <w:b/>
           <w:color w:val="003A70"/>
+          <w:sz w:val="22"/>
+          <w:szCs w:val="18"/>
+        </w:rPr>
+        <w:t xml:space="preserve">Step 2</w:t>
+      </w:r>
+      <w:r>
+        <w:rPr>
+          <w:rFonts w:ascii="Avenir Next" w:hAnsi="Avenir Next" w:cs="Avenir Next" w:eastAsia="Avenir Next"/>
+          <w:color w:val="1A1A1A"/>
           <w:sz w:val="18"/>
           <w:szCs w:val="18"/>
         </w:rPr>
-        <w:t xml:space="preserve">Step 2</w:t>
-      </w:r>
-      <w:r>
-        <w:rPr>
-          <w:rFonts w:ascii="Avenir Next" w:hAnsi="Avenir Next" w:cs="Avenir Next" w:eastAsia="Avenir Next"/>
-          <w:color w:val="1A1A1A"/>
-          <w:sz w:val="18"/>
-          <w:szCs w:val="18"/>
-        </w:rPr>
         <w:tab/>
       </w:r>
       <w:r>
         <w:rPr>
           <w:rFonts w:ascii="Avenir Next" w:hAnsi="Avenir Next" w:cs="Avenir Next" w:eastAsia="Avenir Next"/>
           <w:color w:val="1A1A1A"/>
+          <w:sz w:val="22"/>
+          <w:szCs w:val="21"/>
+        </w:rPr>
+        <w:t xml:space="preserve">55 is </w:t>
+      </w:r>
+      <w:r>
+        <w:rPr>
+          <w:rFonts w:ascii="Avenir Next" w:hAnsi="Avenir Next" w:cs="Avenir Next" w:eastAsia="Avenir Next"/>
+          <w:color w:val="1A1A1A"/>
           <w:sz w:val="21"/>
           <w:szCs w:val="21"/>
-        </w:rPr>
-        <w:t xml:space="preserve">55 is </w:t>
-      </w:r>
-      <w:r>
-        <w:rPr>
-          <w:rFonts w:ascii="Avenir Next" w:hAnsi="Avenir Next" w:cs="Avenir Next" w:eastAsia="Avenir Next"/>
-          <w:color w:val="1A1A1A"/>
-          <w:sz w:val="21"/>
-          <w:szCs w:val="21"/>
           <w:u w:val="single"/>
         </w:rPr>
         <w:t xml:space="preserve">                </w:t>
@@ -1116,7 +1125,7 @@
         <w:rPr>
           <w:rFonts w:ascii="Avenir Next" w:hAnsi="Avenir Next" w:cs="Avenir Next" w:eastAsia="Avenir Next"/>
           <w:color w:val="1A1A1A"/>
-          <w:sz w:val="21"/>
+          <w:sz w:val="22"/>
           <w:szCs w:val="21"/>
         </w:rPr>
         <w:t xml:space="preserve">.</w:t>
@@ -1136,35 +1145,35 @@
           <w:rFonts w:ascii="Avenir Next" w:hAnsi="Avenir Next" w:cs="Avenir Next" w:eastAsia="Avenir Next"/>
           <w:b/>
           <w:color w:val="003A70"/>
+          <w:sz w:val="22"/>
+          <w:szCs w:val="18"/>
+        </w:rPr>
+        <w:t xml:space="preserve">Step 3</w:t>
+      </w:r>
+      <w:r>
+        <w:rPr>
+          <w:rFonts w:ascii="Avenir Next" w:hAnsi="Avenir Next" w:cs="Avenir Next" w:eastAsia="Avenir Next"/>
+          <w:color w:val="1A1A1A"/>
           <w:sz w:val="18"/>
           <w:szCs w:val="18"/>
         </w:rPr>
-        <w:t xml:space="preserve">Step 3</w:t>
-      </w:r>
-      <w:r>
-        <w:rPr>
-          <w:rFonts w:ascii="Avenir Next" w:hAnsi="Avenir Next" w:cs="Avenir Next" w:eastAsia="Avenir Next"/>
-          <w:color w:val="1A1A1A"/>
-          <w:sz w:val="18"/>
-          <w:szCs w:val="18"/>
-        </w:rPr>
         <w:tab/>
       </w:r>
       <w:r>
         <w:rPr>
           <w:rFonts w:ascii="Avenir Next" w:hAnsi="Avenir Next" w:cs="Avenir Next" w:eastAsia="Avenir Next"/>
           <w:color w:val="1A1A1A"/>
+          <w:sz w:val="22"/>
+          <w:szCs w:val="21"/>
+        </w:rPr>
+        <w:t xml:space="preserve">55 ÷ 2 = </w:t>
+      </w:r>
+      <w:r>
+        <w:rPr>
+          <w:rFonts w:ascii="Avenir Next" w:hAnsi="Avenir Next" w:cs="Avenir Next" w:eastAsia="Avenir Next"/>
+          <w:color w:val="1A1A1A"/>
           <w:sz w:val="21"/>
           <w:szCs w:val="21"/>
-        </w:rPr>
-        <w:t xml:space="preserve">55 ÷ 2 = </w:t>
-      </w:r>
-      <w:r>
-        <w:rPr>
-          <w:rFonts w:ascii="Avenir Next" w:hAnsi="Avenir Next" w:cs="Avenir Next" w:eastAsia="Avenir Next"/>
-          <w:color w:val="1A1A1A"/>
-          <w:sz w:val="21"/>
-          <w:szCs w:val="21"/>
           <w:u w:val="single"/>
         </w:rPr>
         <w:t xml:space="preserve">                </w:t>
@@ -1173,7 +1182,7 @@
         <w:rPr>
           <w:rFonts w:ascii="Avenir Next" w:hAnsi="Avenir Next" w:cs="Avenir Next" w:eastAsia="Avenir Next"/>
           <w:color w:val="1A1A1A"/>
-          <w:sz w:val="21"/>
+          <w:sz w:val="22"/>
           <w:szCs w:val="21"/>
         </w:rPr>
         <w:t xml:space="preserve">.</w:t>
@@ -1186,6 +1195,7 @@
     </w:p>
     <w:p>
       <w:pPr>
+        <w:pStyle w:val="Heading2"/>
         <w:keepNext/>
         <w:pBdr>
           <w:bottom w:val="single" w:sz="8" w:space="3" w:color="003A70"/>
@@ -1201,7 +1211,7 @@
           <w:b/>
           <w:color w:val="003A70"/>
           <w:spacing w:val="14"/>
-          <w:sz w:val="19"/>
+          <w:sz w:val="22"/>
           <w:szCs w:val="19"/>
         </w:rPr>
         <w:t xml:space="preserve">YOUR TURN</w:t>
@@ -1220,7 +1230,7 @@
           <w:rFonts w:ascii="Avenir Next" w:hAnsi="Avenir Next" w:cs="Avenir Next" w:eastAsia="Avenir Next"/>
           <w:i/>
           <w:color w:val="5A5F66"/>
-          <w:sz w:val="17"/>
+          <w:sz w:val="22"/>
           <w:szCs w:val="17"/>
         </w:rPr>
         <w:t xml:space="preserve">use the steps on your own</w:t>
@@ -1392,7 +1402,7 @@
                       <w:szCs w:val="22"/>
                       <w:u w:val="single"/>
                     </w:rPr>
-                    <w:t xml:space="preserve">      </w:t>
+                    <w:t xml:space="preserve">          </w:t>
                   </w:r>
                 </w:p>
               </w:tc>
@@ -1454,7 +1464,7 @@
                       <w:szCs w:val="22"/>
                       <w:u w:val="single"/>
                     </w:rPr>
-                    <w:t xml:space="preserve">      </w:t>
+                    <w:t xml:space="preserve">          </w:t>
                   </w:r>
                 </w:p>
               </w:tc>
@@ -1516,7 +1526,7 @@
                       <w:szCs w:val="22"/>
                       <w:u w:val="single"/>
                     </w:rPr>
-                    <w:t xml:space="preserve">      </w:t>
+                    <w:t xml:space="preserve">          </w:t>
                   </w:r>
                 </w:p>
               </w:tc>
@@ -1584,7 +1594,7 @@
                       <w:szCs w:val="22"/>
                       <w:u w:val="single"/>
                     </w:rPr>
-                    <w:t xml:space="preserve">      </w:t>
+                    <w:t xml:space="preserve">          </w:t>
                   </w:r>
                 </w:p>
               </w:tc>
@@ -1646,7 +1656,7 @@
                       <w:szCs w:val="22"/>
                       <w:u w:val="single"/>
                     </w:rPr>
-                    <w:t xml:space="preserve">      </w:t>
+                    <w:t xml:space="preserve">          </w:t>
                   </w:r>
                 </w:p>
               </w:tc>
@@ -1708,7 +1718,7 @@
                       <w:szCs w:val="22"/>
                       <w:u w:val="single"/>
                     </w:rPr>
-                    <w:t xml:space="preserve">      </w:t>
+                    <w:t xml:space="preserve">          </w:t>
                   </w:r>
                 </w:p>
               </w:tc>
@@ -1731,7 +1741,7 @@
       <w:pPr>
         <w:pageBreakBefore/>
         <w:keepNext/>
-        <w:spacing w:before="0" w:after="12" w:line="264" w:lineRule="auto"/>
+        <w:spacing w:before="0" w:after="12" w:line="252" w:lineRule="auto"/>
       </w:pPr>
       <w:r>
         <w:rPr>
@@ -1740,7 +1750,7 @@
           <w:caps/>
           <w:color w:val="003A70"/>
           <w:spacing w:val="12"/>
-          <w:sz w:val="19"/>
+          <w:sz w:val="22"/>
           <w:szCs w:val="19"/>
         </w:rPr>
         <w:t xml:space="preserve">Lesson 2-3  ·  Session 2  ·  Prerequisite Practice A  ·  Skill 2 of 2</w:t>
@@ -1748,6 +1758,7 @@
     </w:p>
     <w:p>
       <w:pPr>
+        <w:pStyle w:val="Heading1"/>
         <w:keepNext/>
         <w:spacing w:before="0" w:after="10" w:line="240" w:lineRule="auto"/>
       </w:pPr>
@@ -1767,13 +1778,13 @@
         <w:pBdr>
           <w:bottom w:val="single" w:sz="4" w:space="5" w:color="C9CDD2"/>
         </w:pBdr>
-        <w:spacing w:before="0" w:after="60" w:line="264" w:lineRule="auto"/>
+        <w:spacing w:before="0" w:after="60" w:line="252" w:lineRule="auto"/>
       </w:pPr>
       <w:r>
         <w:rPr>
           <w:rFonts w:ascii="Avenir Next" w:hAnsi="Avenir Next" w:cs="Avenir Next" w:eastAsia="Avenir Next"/>
           <w:color w:val="5A5F66"/>
-          <w:sz w:val="17"/>
+          <w:sz w:val="22"/>
           <w:szCs w:val="17"/>
         </w:rPr>
         <w:t xml:space="preserve">Builds on Grade 5 · 5.NBT.B.7</w:t>
@@ -1816,7 +1827,8 @@
           </w:tcPr>
           <w:p>
             <w:pPr>
-              <w:spacing w:before="0" w:after="0" w:line="252" w:lineRule="auto"/>
+              <w:pStyle w:val="Heading2"/>
+              <w:spacing w:before="0" w:after="0" w:line="246" w:lineRule="auto"/>
             </w:pPr>
             <w:r>
               <w:rPr>
@@ -1839,13 +1851,13 @@
           </w:tcPr>
           <w:p>
             <w:pPr>
-              <w:spacing w:before="0" w:after="0" w:line="264" w:lineRule="auto"/>
+              <w:spacing w:before="0" w:after="0" w:line="252" w:lineRule="auto"/>
             </w:pPr>
             <w:r>
               <w:rPr>
                 <w:rFonts w:ascii="Avenir Next" w:hAnsi="Avenir Next" w:cs="Avenir Next" w:eastAsia="Avenir Next"/>
                 <w:color w:val="1A1A1A"/>
-                <w:sz w:val="20"/>
+                <w:sz w:val="22"/>
                 <w:szCs w:val="20"/>
               </w:rPr>
               <w:t xml:space="preserve">Four snacks cost $1.25, $0.95, $1.75, $1.45. The median needs $1.25 + $1.45.</w:t>
@@ -1865,7 +1877,8 @@
           </w:tcPr>
           <w:p>
             <w:pPr>
-              <w:spacing w:before="0" w:after="0" w:line="252" w:lineRule="auto"/>
+              <w:pStyle w:val="Heading2"/>
+              <w:spacing w:before="0" w:after="0" w:line="246" w:lineRule="auto"/>
             </w:pPr>
             <w:r>
               <w:rPr>
@@ -1888,13 +1901,13 @@
           </w:tcPr>
           <w:p>
             <w:pPr>
-              <w:spacing w:before="0" w:after="0" w:line="264" w:lineRule="auto"/>
+              <w:spacing w:before="0" w:after="0" w:line="252" w:lineRule="auto"/>
             </w:pPr>
             <w:r>
               <w:rPr>
                 <w:rFonts w:ascii="Avenir Next" w:hAnsi="Avenir Next" w:cs="Avenir Next" w:eastAsia="Avenir Next"/>
                 <w:color w:val="1A1A1A"/>
-                <w:sz w:val="20"/>
+                <w:sz w:val="22"/>
                 <w:szCs w:val="20"/>
               </w:rPr>
               <w:t xml:space="preserve">Add two decimals, like 1.25 + 1.45, by lining up places.  </w:t>
@@ -1904,7 +1917,7 @@
                 <w:rFonts w:ascii="Avenir Next" w:hAnsi="Avenir Next" w:cs="Avenir Next" w:eastAsia="Avenir Next"/>
                 <w:b/>
                 <w:color w:val="1A1A1A"/>
-                <w:sz w:val="20"/>
+                <w:sz w:val="22"/>
                 <w:szCs w:val="20"/>
               </w:rPr>
               <w:t xml:space="preserve">You will use it in Practice Form A, problem 3.</w:t>
@@ -1915,6 +1928,7 @@
     </w:tbl>
     <w:p>
       <w:pPr>
+        <w:pStyle w:val="Heading2"/>
         <w:keepNext/>
         <w:pBdr>
           <w:bottom w:val="single" w:sz="8" w:space="3" w:color="003A70"/>
@@ -1930,7 +1944,7 @@
           <w:b/>
           <w:color w:val="003A70"/>
           <w:spacing w:val="14"/>
-          <w:sz w:val="19"/>
+          <w:sz w:val="22"/>
           <w:szCs w:val="19"/>
         </w:rPr>
         <w:t xml:space="preserve">STEPS TO FOLLOW</w:t>
@@ -1949,7 +1963,7 @@
           <w:rFonts w:ascii="Avenir Next" w:hAnsi="Avenir Next" w:cs="Avenir Next" w:eastAsia="Avenir Next"/>
           <w:i/>
           <w:color w:val="5A5F66"/>
-          <w:sz w:val="17"/>
+          <w:sz w:val="22"/>
           <w:szCs w:val="17"/>
         </w:rPr>
         <w:t xml:space="preserve">use these same steps on every problem</w:t>
@@ -1991,6 +2005,7 @@
           </w:tcPr>
           <w:p>
             <w:pPr>
+              <w:pStyle w:val="Heading1"/>
               <w:spacing w:before="0" w:after="0" w:line="240" w:lineRule="auto"/>
               <w:jc w:val="center"/>
             </w:pPr>
@@ -2013,13 +2028,13 @@
           </w:tcPr>
           <w:p>
             <w:pPr>
-              <w:spacing w:before="0" w:after="0" w:line="264" w:lineRule="auto"/>
+              <w:spacing w:before="0" w:after="0" w:line="252" w:lineRule="auto"/>
             </w:pPr>
             <w:r>
               <w:rPr>
                 <w:rFonts w:ascii="Avenir Next" w:hAnsi="Avenir Next" w:cs="Avenir Next" w:eastAsia="Avenir Next"/>
                 <w:color w:val="1A1A1A"/>
-                <w:sz w:val="21"/>
+                <w:sz w:val="22"/>
                 <w:szCs w:val="21"/>
               </w:rPr>
               <w:t xml:space="preserve">Line up the </w:t>
@@ -2029,7 +2044,7 @@
                 <w:rFonts w:ascii="Avenir Next" w:hAnsi="Avenir Next" w:cs="Avenir Next" w:eastAsia="Avenir Next"/>
                 <w:b/>
                 <w:color w:val="1A1A1A"/>
-                <w:sz w:val="21"/>
+                <w:sz w:val="22"/>
                 <w:szCs w:val="21"/>
               </w:rPr>
               <w:t xml:space="preserve">decimal points</w:t>
@@ -2038,7 +2053,7 @@
               <w:rPr>
                 <w:rFonts w:ascii="Avenir Next" w:hAnsi="Avenir Next" w:cs="Avenir Next" w:eastAsia="Avenir Next"/>
                 <w:color w:val="1A1A1A"/>
-                <w:sz w:val="21"/>
+                <w:sz w:val="22"/>
                 <w:szCs w:val="21"/>
               </w:rPr>
               <w:t xml:space="preserve">.</w:t>
@@ -2057,6 +2072,7 @@
           </w:tcPr>
           <w:p>
             <w:pPr>
+              <w:pStyle w:val="Heading1"/>
               <w:spacing w:before="0" w:after="0" w:line="240" w:lineRule="auto"/>
               <w:jc w:val="center"/>
             </w:pPr>
@@ -2079,13 +2095,13 @@
           </w:tcPr>
           <w:p>
             <w:pPr>
-              <w:spacing w:before="0" w:after="0" w:line="264" w:lineRule="auto"/>
+              <w:spacing w:before="0" w:after="0" w:line="252" w:lineRule="auto"/>
             </w:pPr>
             <w:r>
               <w:rPr>
                 <w:rFonts w:ascii="Avenir Next" w:hAnsi="Avenir Next" w:cs="Avenir Next" w:eastAsia="Avenir Next"/>
                 <w:color w:val="1A1A1A"/>
-                <w:sz w:val="21"/>
+                <w:sz w:val="22"/>
                 <w:szCs w:val="21"/>
               </w:rPr>
               <w:t xml:space="preserve">Add from the </w:t>
@@ -2095,7 +2111,7 @@
                 <w:rFonts w:ascii="Avenir Next" w:hAnsi="Avenir Next" w:cs="Avenir Next" w:eastAsia="Avenir Next"/>
                 <w:b/>
                 <w:color w:val="1A1A1A"/>
-                <w:sz w:val="21"/>
+                <w:sz w:val="22"/>
                 <w:szCs w:val="21"/>
               </w:rPr>
               <w:t xml:space="preserve">right</w:t>
@@ -2104,7 +2120,7 @@
               <w:rPr>
                 <w:rFonts w:ascii="Avenir Next" w:hAnsi="Avenir Next" w:cs="Avenir Next" w:eastAsia="Avenir Next"/>
                 <w:color w:val="1A1A1A"/>
-                <w:sz w:val="21"/>
+                <w:sz w:val="22"/>
                 <w:szCs w:val="21"/>
               </w:rPr>
               <w:t xml:space="preserve">. Regroup when a place reaches 10.</w:t>
@@ -2123,6 +2139,7 @@
           </w:tcPr>
           <w:p>
             <w:pPr>
+              <w:pStyle w:val="Heading1"/>
               <w:spacing w:before="0" w:after="0" w:line="240" w:lineRule="auto"/>
               <w:jc w:val="center"/>
             </w:pPr>
@@ -2145,13 +2162,13 @@
           </w:tcPr>
           <w:p>
             <w:pPr>
-              <w:spacing w:before="0" w:after="0" w:line="264" w:lineRule="auto"/>
+              <w:spacing w:before="0" w:after="0" w:line="252" w:lineRule="auto"/>
             </w:pPr>
             <w:r>
               <w:rPr>
                 <w:rFonts w:ascii="Avenir Next" w:hAnsi="Avenir Next" w:cs="Avenir Next" w:eastAsia="Avenir Next"/>
                 <w:color w:val="1A1A1A"/>
-                <w:sz w:val="21"/>
+                <w:sz w:val="22"/>
                 <w:szCs w:val="21"/>
               </w:rPr>
               <w:t xml:space="preserve">Put the </w:t>
@@ -2161,7 +2178,7 @@
                 <w:rFonts w:ascii="Avenir Next" w:hAnsi="Avenir Next" w:cs="Avenir Next" w:eastAsia="Avenir Next"/>
                 <w:b/>
                 <w:color w:val="1A1A1A"/>
-                <w:sz w:val="21"/>
+                <w:sz w:val="22"/>
                 <w:szCs w:val="21"/>
               </w:rPr>
               <w:t xml:space="preserve">point</w:t>
@@ -2170,7 +2187,7 @@
               <w:rPr>
                 <w:rFonts w:ascii="Avenir Next" w:hAnsi="Avenir Next" w:cs="Avenir Next" w:eastAsia="Avenir Next"/>
                 <w:color w:val="1A1A1A"/>
-                <w:sz w:val="21"/>
+                <w:sz w:val="22"/>
                 <w:szCs w:val="21"/>
               </w:rPr>
               <w:t xml:space="preserve"> in the answer under the others.</w:t>
@@ -2181,6 +2198,7 @@
     </w:tbl>
     <w:p>
       <w:pPr>
+        <w:pStyle w:val="Heading2"/>
         <w:keepNext/>
         <w:pBdr>
           <w:bottom w:val="single" w:sz="8" w:space="3" w:color="003A70"/>
@@ -2196,7 +2214,7 @@
           <w:b/>
           <w:color w:val="003A70"/>
           <w:spacing w:val="14"/>
-          <w:sz w:val="19"/>
+          <w:sz w:val="22"/>
           <w:szCs w:val="19"/>
         </w:rPr>
         <w:t xml:space="preserve">WATCH ME</w:t>
@@ -2215,7 +2233,7 @@
           <w:rFonts w:ascii="Avenir Next" w:hAnsi="Avenir Next" w:cs="Avenir Next" w:eastAsia="Avenir Next"/>
           <w:i/>
           <w:color w:val="5A5F66"/>
-          <w:sz w:val="17"/>
+          <w:sz w:val="22"/>
           <w:szCs w:val="17"/>
         </w:rPr>
         <w:t xml:space="preserve">the steps in action</w:t>
@@ -2223,14 +2241,14 @@
     </w:p>
     <w:p>
       <w:pPr>
-        <w:spacing w:before="0" w:after="40" w:line="264" w:lineRule="auto"/>
+        <w:spacing w:before="0" w:after="40" w:line="252" w:lineRule="auto"/>
       </w:pPr>
       <w:r>
         <w:rPr>
           <w:rFonts w:ascii="Avenir Next" w:hAnsi="Avenir Next" w:cs="Avenir Next" w:eastAsia="Avenir Next"/>
           <w:b/>
           <w:color w:val="1A1A1A"/>
-          <w:sz w:val="21"/>
+          <w:sz w:val="22"/>
           <w:szCs w:val="21"/>
         </w:rPr>
         <w:t xml:space="preserve">Add $1.25 + $0.95.</w:t>
@@ -2241,7 +2259,7 @@
         <w:tabs>
           <w:tab w:val="left" w:pos="950"/>
         </w:tabs>
-        <w:spacing w:before="0" w:after="24" w:line="256" w:lineRule="auto"/>
+        <w:spacing w:before="0" w:after="24" w:line="248" w:lineRule="auto"/>
         <w:ind w:left="950" w:hanging="950"/>
       </w:pPr>
       <w:r>
@@ -2249,25 +2267,25 @@
           <w:rFonts w:ascii="Avenir Next" w:hAnsi="Avenir Next" w:cs="Avenir Next" w:eastAsia="Avenir Next"/>
           <w:b/>
           <w:color w:val="003A70"/>
+          <w:sz w:val="22"/>
+          <w:szCs w:val="19"/>
+        </w:rPr>
+        <w:t xml:space="preserve">Step 1</w:t>
+      </w:r>
+      <w:r>
+        <w:rPr>
+          <w:rFonts w:ascii="Avenir Next" w:hAnsi="Avenir Next" w:cs="Avenir Next" w:eastAsia="Avenir Next"/>
+          <w:color w:val="1A1A1A"/>
           <w:sz w:val="19"/>
           <w:szCs w:val="19"/>
         </w:rPr>
-        <w:t xml:space="preserve">Step 1</w:t>
-      </w:r>
-      <w:r>
-        <w:rPr>
-          <w:rFonts w:ascii="Avenir Next" w:hAnsi="Avenir Next" w:cs="Avenir Next" w:eastAsia="Avenir Next"/>
-          <w:color w:val="1A1A1A"/>
-          <w:sz w:val="19"/>
-          <w:szCs w:val="19"/>
-        </w:rPr>
         <w:tab/>
       </w:r>
       <w:r>
         <w:rPr>
           <w:rFonts w:ascii="Avenir Next" w:hAnsi="Avenir Next" w:cs="Avenir Next" w:eastAsia="Avenir Next"/>
           <w:color w:val="1A1A1A"/>
-          <w:sz w:val="21"/>
+          <w:sz w:val="22"/>
           <w:szCs w:val="21"/>
         </w:rPr>
         <w:t xml:space="preserve">Write 1.25 above 0.95. Points line up.</w:t>
@@ -2278,7 +2296,7 @@
         <w:tabs>
           <w:tab w:val="left" w:pos="950"/>
         </w:tabs>
-        <w:spacing w:before="0" w:after="24" w:line="256" w:lineRule="auto"/>
+        <w:spacing w:before="0" w:after="24" w:line="248" w:lineRule="auto"/>
         <w:ind w:left="950" w:hanging="950"/>
       </w:pPr>
       <w:r>
@@ -2286,25 +2304,25 @@
           <w:rFonts w:ascii="Avenir Next" w:hAnsi="Avenir Next" w:cs="Avenir Next" w:eastAsia="Avenir Next"/>
           <w:b/>
           <w:color w:val="003A70"/>
+          <w:sz w:val="22"/>
+          <w:szCs w:val="19"/>
+        </w:rPr>
+        <w:t xml:space="preserve">Step 2</w:t>
+      </w:r>
+      <w:r>
+        <w:rPr>
+          <w:rFonts w:ascii="Avenir Next" w:hAnsi="Avenir Next" w:cs="Avenir Next" w:eastAsia="Avenir Next"/>
+          <w:color w:val="1A1A1A"/>
           <w:sz w:val="19"/>
           <w:szCs w:val="19"/>
         </w:rPr>
-        <w:t xml:space="preserve">Step 2</w:t>
-      </w:r>
-      <w:r>
-        <w:rPr>
-          <w:rFonts w:ascii="Avenir Next" w:hAnsi="Avenir Next" w:cs="Avenir Next" w:eastAsia="Avenir Next"/>
-          <w:color w:val="1A1A1A"/>
-          <w:sz w:val="19"/>
-          <w:szCs w:val="19"/>
-        </w:rPr>
         <w:tab/>
       </w:r>
       <w:r>
         <w:rPr>
           <w:rFonts w:ascii="Avenir Next" w:hAnsi="Avenir Next" w:cs="Avenir Next" w:eastAsia="Avenir Next"/>
           <w:color w:val="1A1A1A"/>
-          <w:sz w:val="21"/>
+          <w:sz w:val="22"/>
           <w:szCs w:val="21"/>
         </w:rPr>
         <w:t xml:space="preserve">5 + 5 = 10: write 0, carry 1. 2 + 9 + 1 = 12: write 2, carry 1.</w:t>
@@ -2315,7 +2333,7 @@
         <w:tabs>
           <w:tab w:val="left" w:pos="950"/>
         </w:tabs>
-        <w:spacing w:before="0" w:after="24" w:line="256" w:lineRule="auto"/>
+        <w:spacing w:before="0" w:after="24" w:line="248" w:lineRule="auto"/>
         <w:ind w:left="950" w:hanging="950"/>
       </w:pPr>
       <w:r>
@@ -2323,25 +2341,25 @@
           <w:rFonts w:ascii="Avenir Next" w:hAnsi="Avenir Next" w:cs="Avenir Next" w:eastAsia="Avenir Next"/>
           <w:b/>
           <w:color w:val="003A70"/>
+          <w:sz w:val="22"/>
+          <w:szCs w:val="19"/>
+        </w:rPr>
+        <w:t xml:space="preserve">Step 3</w:t>
+      </w:r>
+      <w:r>
+        <w:rPr>
+          <w:rFonts w:ascii="Avenir Next" w:hAnsi="Avenir Next" w:cs="Avenir Next" w:eastAsia="Avenir Next"/>
+          <w:color w:val="1A1A1A"/>
           <w:sz w:val="19"/>
           <w:szCs w:val="19"/>
         </w:rPr>
-        <w:t xml:space="preserve">Step 3</w:t>
-      </w:r>
-      <w:r>
-        <w:rPr>
-          <w:rFonts w:ascii="Avenir Next" w:hAnsi="Avenir Next" w:cs="Avenir Next" w:eastAsia="Avenir Next"/>
-          <w:color w:val="1A1A1A"/>
-          <w:sz w:val="19"/>
-          <w:szCs w:val="19"/>
-        </w:rPr>
         <w:tab/>
       </w:r>
       <w:r>
         <w:rPr>
           <w:rFonts w:ascii="Avenir Next" w:hAnsi="Avenir Next" w:cs="Avenir Next" w:eastAsia="Avenir Next"/>
           <w:color w:val="1A1A1A"/>
-          <w:sz w:val="21"/>
+          <w:sz w:val="22"/>
           <w:szCs w:val="21"/>
         </w:rPr>
         <w:t xml:space="preserve">1 + 0 + 1 = 2. Point after the 2: 2.20.</w:t>
@@ -2352,7 +2370,7 @@
         <w:tabs>
           <w:tab w:val="left" w:pos="950"/>
         </w:tabs>
-        <w:spacing w:before="20" w:after="0" w:line="256" w:lineRule="auto"/>
+        <w:spacing w:before="20" w:after="0" w:line="248" w:lineRule="auto"/>
         <w:ind w:left="950" w:hanging="950"/>
       </w:pPr>
       <w:r>
@@ -2360,18 +2378,18 @@
           <w:rFonts w:ascii="Avenir Next" w:hAnsi="Avenir Next" w:cs="Avenir Next" w:eastAsia="Avenir Next"/>
           <w:b/>
           <w:color w:val="1A1A1A"/>
+          <w:sz w:val="22"/>
+          <w:szCs w:val="21"/>
+        </w:rPr>
+        <w:t xml:space="preserve">Answer</w:t>
+      </w:r>
+      <w:r>
+        <w:rPr>
+          <w:rFonts w:ascii="Avenir Next" w:hAnsi="Avenir Next" w:cs="Avenir Next" w:eastAsia="Avenir Next"/>
+          <w:color w:val="1A1A1A"/>
           <w:sz w:val="21"/>
           <w:szCs w:val="21"/>
         </w:rPr>
-        <w:t xml:space="preserve">Answer</w:t>
-      </w:r>
-      <w:r>
-        <w:rPr>
-          <w:rFonts w:ascii="Avenir Next" w:hAnsi="Avenir Next" w:cs="Avenir Next" w:eastAsia="Avenir Next"/>
-          <w:color w:val="1A1A1A"/>
-          <w:sz w:val="21"/>
-          <w:szCs w:val="21"/>
-        </w:rPr>
         <w:tab/>
       </w:r>
       <w:r>
@@ -2379,7 +2397,7 @@
           <w:rFonts w:ascii="Avenir Next" w:hAnsi="Avenir Next" w:cs="Avenir Next" w:eastAsia="Avenir Next"/>
           <w:b/>
           <w:color w:val="1A1A1A"/>
-          <w:sz w:val="21"/>
+          <w:sz w:val="22"/>
           <w:szCs w:val="21"/>
         </w:rPr>
         <w:t xml:space="preserve">$2.20</w:t>
@@ -2387,6 +2405,7 @@
     </w:p>
     <w:p>
       <w:pPr>
+        <w:pStyle w:val="Heading2"/>
         <w:keepNext/>
         <w:pBdr>
           <w:bottom w:val="single" w:sz="8" w:space="3" w:color="003A70"/>
@@ -2402,7 +2421,7 @@
           <w:b/>
           <w:color w:val="003A70"/>
           <w:spacing w:val="14"/>
-          <w:sz w:val="19"/>
+          <w:sz w:val="22"/>
           <w:szCs w:val="19"/>
         </w:rPr>
         <w:t xml:space="preserve">TRY IT WITH HELP</w:t>
@@ -2421,7 +2440,7 @@
           <w:rFonts w:ascii="Avenir Next" w:hAnsi="Avenir Next" w:cs="Avenir Next" w:eastAsia="Avenir Next"/>
           <w:i/>
           <w:color w:val="5A5F66"/>
-          <w:sz w:val="17"/>
+          <w:sz w:val="22"/>
           <w:szCs w:val="17"/>
         </w:rPr>
         <w:t xml:space="preserve">fill in each step</w:t>
@@ -2433,7 +2452,7 @@
         <w:tabs>
           <w:tab w:val="left" w:pos="432"/>
         </w:tabs>
-        <w:spacing w:before="90" w:after="40" w:line="268" w:lineRule="auto"/>
+        <w:spacing w:before="90" w:after="40" w:line="254" w:lineRule="auto"/>
         <w:ind w:left="432" w:hanging="432"/>
       </w:pPr>
       <w:r>
@@ -2471,7 +2490,7 @@
         <w:tabs>
           <w:tab w:val="left" w:pos="1300"/>
         </w:tabs>
-        <w:spacing w:before="0" w:after="24" w:line="272" w:lineRule="auto"/>
+        <w:spacing w:before="0" w:after="24" w:line="256" w:lineRule="auto"/>
         <w:ind w:left="1300" w:hanging="868"/>
       </w:pPr>
       <w:r>
@@ -2479,35 +2498,35 @@
           <w:rFonts w:ascii="Avenir Next" w:hAnsi="Avenir Next" w:cs="Avenir Next" w:eastAsia="Avenir Next"/>
           <w:b/>
           <w:color w:val="003A70"/>
+          <w:sz w:val="22"/>
+          <w:szCs w:val="18"/>
+        </w:rPr>
+        <w:t xml:space="preserve">Step 1</w:t>
+      </w:r>
+      <w:r>
+        <w:rPr>
+          <w:rFonts w:ascii="Avenir Next" w:hAnsi="Avenir Next" w:cs="Avenir Next" w:eastAsia="Avenir Next"/>
+          <w:color w:val="1A1A1A"/>
           <w:sz w:val="18"/>
           <w:szCs w:val="18"/>
         </w:rPr>
-        <w:t xml:space="preserve">Step 1</w:t>
-      </w:r>
-      <w:r>
-        <w:rPr>
-          <w:rFonts w:ascii="Avenir Next" w:hAnsi="Avenir Next" w:cs="Avenir Next" w:eastAsia="Avenir Next"/>
-          <w:color w:val="1A1A1A"/>
-          <w:sz w:val="18"/>
-          <w:szCs w:val="18"/>
-        </w:rPr>
         <w:tab/>
       </w:r>
       <w:r>
         <w:rPr>
           <w:rFonts w:ascii="Avenir Next" w:hAnsi="Avenir Next" w:cs="Avenir Next" w:eastAsia="Avenir Next"/>
           <w:color w:val="1A1A1A"/>
+          <w:sz w:val="22"/>
+          <w:szCs w:val="21"/>
+        </w:rPr>
+        <w:t xml:space="preserve">Write 1.15 above </w:t>
+      </w:r>
+      <w:r>
+        <w:rPr>
+          <w:rFonts w:ascii="Avenir Next" w:hAnsi="Avenir Next" w:cs="Avenir Next" w:eastAsia="Avenir Next"/>
+          <w:color w:val="1A1A1A"/>
           <w:sz w:val="21"/>
           <w:szCs w:val="21"/>
-        </w:rPr>
-        <w:t xml:space="preserve">Write 1.15 above </w:t>
-      </w:r>
-      <w:r>
-        <w:rPr>
-          <w:rFonts w:ascii="Avenir Next" w:hAnsi="Avenir Next" w:cs="Avenir Next" w:eastAsia="Avenir Next"/>
-          <w:color w:val="1A1A1A"/>
-          <w:sz w:val="21"/>
-          <w:szCs w:val="21"/>
           <w:u w:val="single"/>
         </w:rPr>
         <w:t xml:space="preserve">                </w:t>
@@ -2516,7 +2535,7 @@
         <w:rPr>
           <w:rFonts w:ascii="Avenir Next" w:hAnsi="Avenir Next" w:cs="Avenir Next" w:eastAsia="Avenir Next"/>
           <w:color w:val="1A1A1A"/>
-          <w:sz w:val="21"/>
+          <w:sz w:val="22"/>
           <w:szCs w:val="21"/>
         </w:rPr>
         <w:t xml:space="preserve">.</w:t>
@@ -2528,7 +2547,7 @@
         <w:tabs>
           <w:tab w:val="left" w:pos="1300"/>
         </w:tabs>
-        <w:spacing w:before="0" w:after="24" w:line="272" w:lineRule="auto"/>
+        <w:spacing w:before="0" w:after="24" w:line="256" w:lineRule="auto"/>
         <w:ind w:left="1300" w:hanging="868"/>
       </w:pPr>
       <w:r>
@@ -2536,28 +2555,47 @@
           <w:rFonts w:ascii="Avenir Next" w:hAnsi="Avenir Next" w:cs="Avenir Next" w:eastAsia="Avenir Next"/>
           <w:b/>
           <w:color w:val="003A70"/>
+          <w:sz w:val="22"/>
+          <w:szCs w:val="18"/>
+        </w:rPr>
+        <w:t xml:space="preserve">Step 2</w:t>
+      </w:r>
+      <w:r>
+        <w:rPr>
+          <w:rFonts w:ascii="Avenir Next" w:hAnsi="Avenir Next" w:cs="Avenir Next" w:eastAsia="Avenir Next"/>
+          <w:color w:val="1A1A1A"/>
           <w:sz w:val="18"/>
           <w:szCs w:val="18"/>
         </w:rPr>
-        <w:t xml:space="preserve">Step 2</w:t>
-      </w:r>
-      <w:r>
-        <w:rPr>
-          <w:rFonts w:ascii="Avenir Next" w:hAnsi="Avenir Next" w:cs="Avenir Next" w:eastAsia="Avenir Next"/>
-          <w:color w:val="1A1A1A"/>
-          <w:sz w:val="18"/>
-          <w:szCs w:val="18"/>
-        </w:rPr>
         <w:tab/>
       </w:r>
       <w:r>
         <w:rPr>
           <w:rFonts w:ascii="Avenir Next" w:hAnsi="Avenir Next" w:cs="Avenir Next" w:eastAsia="Avenir Next"/>
           <w:color w:val="1A1A1A"/>
+          <w:sz w:val="22"/>
+          <w:szCs w:val="21"/>
+        </w:rPr>
+        <w:t xml:space="preserve">Hundredths: 5 + 5 = </w:t>
+      </w:r>
+      <w:r>
+        <w:rPr>
+          <w:rFonts w:ascii="Avenir Next" w:hAnsi="Avenir Next" w:cs="Avenir Next" w:eastAsia="Avenir Next"/>
+          <w:color w:val="1A1A1A"/>
           <w:sz w:val="21"/>
           <w:szCs w:val="21"/>
-        </w:rPr>
-        <w:t xml:space="preserve">Hundredths: 5 + 5 = </w:t>
+          <w:u w:val="single"/>
+        </w:rPr>
+        <w:t xml:space="preserve">                </w:t>
+      </w:r>
+      <w:r>
+        <w:rPr>
+          <w:rFonts w:ascii="Avenir Next" w:hAnsi="Avenir Next" w:cs="Avenir Next" w:eastAsia="Avenir Next"/>
+          <w:color w:val="1A1A1A"/>
+          <w:sz w:val="22"/>
+          <w:szCs w:val="21"/>
+        </w:rPr>
+        <w:t xml:space="preserve">. Tenths: 1 + 4 + 1 = </w:t>
       </w:r>
       <w:r>
         <w:rPr>
@@ -2573,26 +2611,7 @@
         <w:rPr>
           <w:rFonts w:ascii="Avenir Next" w:hAnsi="Avenir Next" w:cs="Avenir Next" w:eastAsia="Avenir Next"/>
           <w:color w:val="1A1A1A"/>
-          <w:sz w:val="21"/>
-          <w:szCs w:val="21"/>
-        </w:rPr>
-        <w:t xml:space="preserve">. Tenths: 1 + 4 + 1 = </w:t>
-      </w:r>
-      <w:r>
-        <w:rPr>
-          <w:rFonts w:ascii="Avenir Next" w:hAnsi="Avenir Next" w:cs="Avenir Next" w:eastAsia="Avenir Next"/>
-          <w:color w:val="1A1A1A"/>
-          <w:sz w:val="21"/>
-          <w:szCs w:val="21"/>
-          <w:u w:val="single"/>
-        </w:rPr>
-        <w:t xml:space="preserve">                </w:t>
-      </w:r>
-      <w:r>
-        <w:rPr>
-          <w:rFonts w:ascii="Avenir Next" w:hAnsi="Avenir Next" w:cs="Avenir Next" w:eastAsia="Avenir Next"/>
-          <w:color w:val="1A1A1A"/>
-          <w:sz w:val="21"/>
+          <w:sz w:val="22"/>
           <w:szCs w:val="21"/>
         </w:rPr>
         <w:t xml:space="preserve">.</w:t>
@@ -2604,7 +2623,7 @@
         <w:tabs>
           <w:tab w:val="left" w:pos="1300"/>
         </w:tabs>
-        <w:spacing w:before="0" w:after="24" w:line="272" w:lineRule="auto"/>
+        <w:spacing w:before="0" w:after="24" w:line="256" w:lineRule="auto"/>
         <w:ind w:left="1300" w:hanging="868"/>
       </w:pPr>
       <w:r>
@@ -2612,25 +2631,25 @@
           <w:rFonts w:ascii="Avenir Next" w:hAnsi="Avenir Next" w:cs="Avenir Next" w:eastAsia="Avenir Next"/>
           <w:b/>
           <w:color w:val="003A70"/>
+          <w:sz w:val="22"/>
+          <w:szCs w:val="18"/>
+        </w:rPr>
+        <w:t xml:space="preserve">Step 3</w:t>
+      </w:r>
+      <w:r>
+        <w:rPr>
+          <w:rFonts w:ascii="Avenir Next" w:hAnsi="Avenir Next" w:cs="Avenir Next" w:eastAsia="Avenir Next"/>
+          <w:color w:val="1A1A1A"/>
           <w:sz w:val="18"/>
           <w:szCs w:val="18"/>
         </w:rPr>
-        <w:t xml:space="preserve">Step 3</w:t>
-      </w:r>
-      <w:r>
-        <w:rPr>
-          <w:rFonts w:ascii="Avenir Next" w:hAnsi="Avenir Next" w:cs="Avenir Next" w:eastAsia="Avenir Next"/>
-          <w:color w:val="1A1A1A"/>
-          <w:sz w:val="18"/>
-          <w:szCs w:val="18"/>
-        </w:rPr>
         <w:tab/>
       </w:r>
       <w:r>
         <w:rPr>
           <w:rFonts w:ascii="Avenir Next" w:hAnsi="Avenir Next" w:cs="Avenir Next" w:eastAsia="Avenir Next"/>
           <w:color w:val="1A1A1A"/>
-          <w:sz w:val="21"/>
+          <w:sz w:val="22"/>
           <w:szCs w:val="21"/>
         </w:rPr>
         <w:t xml:space="preserve">Answer: </w:t>
@@ -2657,7 +2676,7 @@
         <w:tabs>
           <w:tab w:val="left" w:pos="432"/>
         </w:tabs>
-        <w:spacing w:before="90" w:after="40" w:line="268" w:lineRule="auto"/>
+        <w:spacing w:before="90" w:after="40" w:line="254" w:lineRule="auto"/>
         <w:ind w:left="432" w:hanging="432"/>
       </w:pPr>
       <w:r>
@@ -2695,7 +2714,7 @@
         <w:tabs>
           <w:tab w:val="left" w:pos="1300"/>
         </w:tabs>
-        <w:spacing w:before="0" w:after="24" w:line="272" w:lineRule="auto"/>
+        <w:spacing w:before="0" w:after="24" w:line="256" w:lineRule="auto"/>
         <w:ind w:left="1300" w:hanging="868"/>
       </w:pPr>
       <w:r>
@@ -2703,35 +2722,35 @@
           <w:rFonts w:ascii="Avenir Next" w:hAnsi="Avenir Next" w:cs="Avenir Next" w:eastAsia="Avenir Next"/>
           <w:b/>
           <w:color w:val="003A70"/>
+          <w:sz w:val="22"/>
+          <w:szCs w:val="18"/>
+        </w:rPr>
+        <w:t xml:space="preserve">Step 1</w:t>
+      </w:r>
+      <w:r>
+        <w:rPr>
+          <w:rFonts w:ascii="Avenir Next" w:hAnsi="Avenir Next" w:cs="Avenir Next" w:eastAsia="Avenir Next"/>
+          <w:color w:val="1A1A1A"/>
           <w:sz w:val="18"/>
           <w:szCs w:val="18"/>
         </w:rPr>
-        <w:t xml:space="preserve">Step 1</w:t>
-      </w:r>
-      <w:r>
-        <w:rPr>
-          <w:rFonts w:ascii="Avenir Next" w:hAnsi="Avenir Next" w:cs="Avenir Next" w:eastAsia="Avenir Next"/>
-          <w:color w:val="1A1A1A"/>
-          <w:sz w:val="18"/>
-          <w:szCs w:val="18"/>
-        </w:rPr>
         <w:tab/>
       </w:r>
       <w:r>
         <w:rPr>
           <w:rFonts w:ascii="Avenir Next" w:hAnsi="Avenir Next" w:cs="Avenir Next" w:eastAsia="Avenir Next"/>
           <w:color w:val="1A1A1A"/>
+          <w:sz w:val="22"/>
+          <w:szCs w:val="21"/>
+        </w:rPr>
+        <w:t xml:space="preserve">Write 2.5 as </w:t>
+      </w:r>
+      <w:r>
+        <w:rPr>
+          <w:rFonts w:ascii="Avenir Next" w:hAnsi="Avenir Next" w:cs="Avenir Next" w:eastAsia="Avenir Next"/>
+          <w:color w:val="1A1A1A"/>
           <w:sz w:val="21"/>
           <w:szCs w:val="21"/>
-        </w:rPr>
-        <w:t xml:space="preserve">Write 2.5 as </w:t>
-      </w:r>
-      <w:r>
-        <w:rPr>
-          <w:rFonts w:ascii="Avenir Next" w:hAnsi="Avenir Next" w:cs="Avenir Next" w:eastAsia="Avenir Next"/>
-          <w:color w:val="1A1A1A"/>
-          <w:sz w:val="21"/>
-          <w:szCs w:val="21"/>
           <w:u w:val="single"/>
         </w:rPr>
         <w:t xml:space="preserve">                </w:t>
@@ -2740,7 +2759,7 @@
         <w:rPr>
           <w:rFonts w:ascii="Avenir Next" w:hAnsi="Avenir Next" w:cs="Avenir Next" w:eastAsia="Avenir Next"/>
           <w:color w:val="1A1A1A"/>
-          <w:sz w:val="21"/>
+          <w:sz w:val="22"/>
           <w:szCs w:val="21"/>
         </w:rPr>
         <w:t xml:space="preserve"> above 1.75.</w:t>
@@ -2752,7 +2771,7 @@
         <w:tabs>
           <w:tab w:val="left" w:pos="1300"/>
         </w:tabs>
-        <w:spacing w:before="0" w:after="24" w:line="272" w:lineRule="auto"/>
+        <w:spacing w:before="0" w:after="24" w:line="256" w:lineRule="auto"/>
         <w:ind w:left="1300" w:hanging="868"/>
       </w:pPr>
       <w:r>
@@ -2760,28 +2779,47 @@
           <w:rFonts w:ascii="Avenir Next" w:hAnsi="Avenir Next" w:cs="Avenir Next" w:eastAsia="Avenir Next"/>
           <w:b/>
           <w:color w:val="003A70"/>
+          <w:sz w:val="22"/>
+          <w:szCs w:val="18"/>
+        </w:rPr>
+        <w:t xml:space="preserve">Step 2</w:t>
+      </w:r>
+      <w:r>
+        <w:rPr>
+          <w:rFonts w:ascii="Avenir Next" w:hAnsi="Avenir Next" w:cs="Avenir Next" w:eastAsia="Avenir Next"/>
+          <w:color w:val="1A1A1A"/>
           <w:sz w:val="18"/>
           <w:szCs w:val="18"/>
         </w:rPr>
-        <w:t xml:space="preserve">Step 2</w:t>
-      </w:r>
-      <w:r>
-        <w:rPr>
-          <w:rFonts w:ascii="Avenir Next" w:hAnsi="Avenir Next" w:cs="Avenir Next" w:eastAsia="Avenir Next"/>
-          <w:color w:val="1A1A1A"/>
-          <w:sz w:val="18"/>
-          <w:szCs w:val="18"/>
-        </w:rPr>
         <w:tab/>
       </w:r>
       <w:r>
         <w:rPr>
           <w:rFonts w:ascii="Avenir Next" w:hAnsi="Avenir Next" w:cs="Avenir Next" w:eastAsia="Avenir Next"/>
           <w:color w:val="1A1A1A"/>
+          <w:sz w:val="22"/>
+          <w:szCs w:val="21"/>
+        </w:rPr>
+        <w:t xml:space="preserve">Hundredths: 0 + 5 = </w:t>
+      </w:r>
+      <w:r>
+        <w:rPr>
+          <w:rFonts w:ascii="Avenir Next" w:hAnsi="Avenir Next" w:cs="Avenir Next" w:eastAsia="Avenir Next"/>
+          <w:color w:val="1A1A1A"/>
           <w:sz w:val="21"/>
           <w:szCs w:val="21"/>
-        </w:rPr>
-        <w:t xml:space="preserve">Hundredths: 0 + 5 = </w:t>
+          <w:u w:val="single"/>
+        </w:rPr>
+        <w:t xml:space="preserve">                </w:t>
+      </w:r>
+      <w:r>
+        <w:rPr>
+          <w:rFonts w:ascii="Avenir Next" w:hAnsi="Avenir Next" w:cs="Avenir Next" w:eastAsia="Avenir Next"/>
+          <w:color w:val="1A1A1A"/>
+          <w:sz w:val="22"/>
+          <w:szCs w:val="21"/>
+        </w:rPr>
+        <w:t xml:space="preserve">. Tenths: 5 + 7 = </w:t>
       </w:r>
       <w:r>
         <w:rPr>
@@ -2797,26 +2835,7 @@
         <w:rPr>
           <w:rFonts w:ascii="Avenir Next" w:hAnsi="Avenir Next" w:cs="Avenir Next" w:eastAsia="Avenir Next"/>
           <w:color w:val="1A1A1A"/>
-          <w:sz w:val="21"/>
-          <w:szCs w:val="21"/>
-        </w:rPr>
-        <w:t xml:space="preserve">. Tenths: 5 + 7 = </w:t>
-      </w:r>
-      <w:r>
-        <w:rPr>
-          <w:rFonts w:ascii="Avenir Next" w:hAnsi="Avenir Next" w:cs="Avenir Next" w:eastAsia="Avenir Next"/>
-          <w:color w:val="1A1A1A"/>
-          <w:sz w:val="21"/>
-          <w:szCs w:val="21"/>
-          <w:u w:val="single"/>
-        </w:rPr>
-        <w:t xml:space="preserve">                </w:t>
-      </w:r>
-      <w:r>
-        <w:rPr>
-          <w:rFonts w:ascii="Avenir Next" w:hAnsi="Avenir Next" w:cs="Avenir Next" w:eastAsia="Avenir Next"/>
-          <w:color w:val="1A1A1A"/>
-          <w:sz w:val="21"/>
+          <w:sz w:val="22"/>
           <w:szCs w:val="21"/>
         </w:rPr>
         <w:t xml:space="preserve">.</w:t>
@@ -2828,7 +2847,7 @@
         <w:tabs>
           <w:tab w:val="left" w:pos="1300"/>
         </w:tabs>
-        <w:spacing w:before="0" w:after="24" w:line="272" w:lineRule="auto"/>
+        <w:spacing w:before="0" w:after="24" w:line="256" w:lineRule="auto"/>
         <w:ind w:left="1300" w:hanging="868"/>
       </w:pPr>
       <w:r>
@@ -2836,35 +2855,35 @@
           <w:rFonts w:ascii="Avenir Next" w:hAnsi="Avenir Next" w:cs="Avenir Next" w:eastAsia="Avenir Next"/>
           <w:b/>
           <w:color w:val="003A70"/>
+          <w:sz w:val="22"/>
+          <w:szCs w:val="18"/>
+        </w:rPr>
+        <w:t xml:space="preserve">Step 3</w:t>
+      </w:r>
+      <w:r>
+        <w:rPr>
+          <w:rFonts w:ascii="Avenir Next" w:hAnsi="Avenir Next" w:cs="Avenir Next" w:eastAsia="Avenir Next"/>
+          <w:color w:val="1A1A1A"/>
           <w:sz w:val="18"/>
           <w:szCs w:val="18"/>
         </w:rPr>
-        <w:t xml:space="preserve">Step 3</w:t>
-      </w:r>
-      <w:r>
-        <w:rPr>
-          <w:rFonts w:ascii="Avenir Next" w:hAnsi="Avenir Next" w:cs="Avenir Next" w:eastAsia="Avenir Next"/>
-          <w:color w:val="1A1A1A"/>
-          <w:sz w:val="18"/>
-          <w:szCs w:val="18"/>
-        </w:rPr>
         <w:tab/>
       </w:r>
       <w:r>
         <w:rPr>
           <w:rFonts w:ascii="Avenir Next" w:hAnsi="Avenir Next" w:cs="Avenir Next" w:eastAsia="Avenir Next"/>
           <w:color w:val="1A1A1A"/>
+          <w:sz w:val="22"/>
+          <w:szCs w:val="21"/>
+        </w:rPr>
+        <w:t xml:space="preserve">Answer: </w:t>
+      </w:r>
+      <w:r>
+        <w:rPr>
+          <w:rFonts w:ascii="Avenir Next" w:hAnsi="Avenir Next" w:cs="Avenir Next" w:eastAsia="Avenir Next"/>
+          <w:color w:val="1A1A1A"/>
           <w:sz w:val="21"/>
           <w:szCs w:val="21"/>
-        </w:rPr>
-        <w:t xml:space="preserve">Answer: </w:t>
-      </w:r>
-      <w:r>
-        <w:rPr>
-          <w:rFonts w:ascii="Avenir Next" w:hAnsi="Avenir Next" w:cs="Avenir Next" w:eastAsia="Avenir Next"/>
-          <w:color w:val="1A1A1A"/>
-          <w:sz w:val="21"/>
-          <w:szCs w:val="21"/>
           <w:u w:val="single"/>
         </w:rPr>
         <w:t xml:space="preserve">                </w:t>
@@ -2877,6 +2896,7 @@
     </w:p>
     <w:p>
       <w:pPr>
+        <w:pStyle w:val="Heading2"/>
         <w:keepNext/>
         <w:pBdr>
           <w:bottom w:val="single" w:sz="8" w:space="3" w:color="003A70"/>
@@ -2892,7 +2912,7 @@
           <w:b/>
           <w:color w:val="003A70"/>
           <w:spacing w:val="14"/>
-          <w:sz w:val="19"/>
+          <w:sz w:val="22"/>
           <w:szCs w:val="19"/>
         </w:rPr>
         <w:t xml:space="preserve">YOUR TURN</w:t>
@@ -2911,7 +2931,7 @@
           <w:rFonts w:ascii="Avenir Next" w:hAnsi="Avenir Next" w:cs="Avenir Next" w:eastAsia="Avenir Next"/>
           <w:i/>
           <w:color w:val="5A5F66"/>
-          <w:sz w:val="17"/>
+          <w:sz w:val="22"/>
           <w:szCs w:val="17"/>
         </w:rPr>
         <w:t xml:space="preserve">use the steps on your own</w:t>
@@ -2961,7 +2981,7 @@
               <w:tabs>
                 <w:tab w:val="left" w:pos="432"/>
               </w:tabs>
-              <w:spacing w:before="90" w:after="40" w:line="268" w:lineRule="auto"/>
+              <w:spacing w:before="90" w:after="40" w:line="254" w:lineRule="auto"/>
               <w:ind w:left="432" w:hanging="432"/>
             </w:pPr>
             <w:r>
@@ -3035,7 +3055,7 @@
                     <w:tabs>
                       <w:tab w:val="left" w:pos="340"/>
                     </w:tabs>
-                    <w:spacing w:before="0" w:after="0" w:line="276" w:lineRule="auto"/>
+                    <w:spacing w:before="0" w:after="0" w:line="258" w:lineRule="auto"/>
                     <w:ind w:left="340" w:hanging="340"/>
                   </w:pPr>
                   <w:r>
@@ -3083,7 +3103,7 @@
                       <w:szCs w:val="22"/>
                       <w:u w:val="single"/>
                     </w:rPr>
-                    <w:t xml:space="preserve">      </w:t>
+                    <w:t xml:space="preserve">          </w:t>
                   </w:r>
                 </w:p>
               </w:tc>
@@ -3097,7 +3117,7 @@
                     <w:tabs>
                       <w:tab w:val="left" w:pos="340"/>
                     </w:tabs>
-                    <w:spacing w:before="0" w:after="0" w:line="276" w:lineRule="auto"/>
+                    <w:spacing w:before="0" w:after="0" w:line="258" w:lineRule="auto"/>
                     <w:ind w:left="340" w:hanging="340"/>
                   </w:pPr>
                   <w:r>
@@ -3145,7 +3165,7 @@
                       <w:szCs w:val="22"/>
                       <w:u w:val="single"/>
                     </w:rPr>
-                    <w:t xml:space="preserve">      </w:t>
+                    <w:t xml:space="preserve">          </w:t>
                   </w:r>
                 </w:p>
               </w:tc>
@@ -3159,7 +3179,7 @@
                     <w:tabs>
                       <w:tab w:val="left" w:pos="340"/>
                     </w:tabs>
-                    <w:spacing w:before="0" w:after="0" w:line="276" w:lineRule="auto"/>
+                    <w:spacing w:before="0" w:after="0" w:line="258" w:lineRule="auto"/>
                     <w:ind w:left="340" w:hanging="340"/>
                   </w:pPr>
                   <w:r>
@@ -3207,7 +3227,7 @@
                       <w:szCs w:val="22"/>
                       <w:u w:val="single"/>
                     </w:rPr>
-                    <w:t xml:space="preserve">      </w:t>
+                    <w:t xml:space="preserve">          </w:t>
                   </w:r>
                 </w:p>
               </w:tc>
@@ -3227,7 +3247,7 @@
                     <w:tabs>
                       <w:tab w:val="left" w:pos="340"/>
                     </w:tabs>
-                    <w:spacing w:before="0" w:after="0" w:line="276" w:lineRule="auto"/>
+                    <w:spacing w:before="0" w:after="0" w:line="258" w:lineRule="auto"/>
                     <w:ind w:left="340" w:hanging="340"/>
                   </w:pPr>
                   <w:r>
@@ -3275,7 +3295,7 @@
                       <w:szCs w:val="22"/>
                       <w:u w:val="single"/>
                     </w:rPr>
-                    <w:t xml:space="preserve">      </w:t>
+                    <w:t xml:space="preserve">          </w:t>
                   </w:r>
                 </w:p>
               </w:tc>
@@ -3289,7 +3309,7 @@
                     <w:tabs>
                       <w:tab w:val="left" w:pos="340"/>
                     </w:tabs>
-                    <w:spacing w:before="0" w:after="0" w:line="276" w:lineRule="auto"/>
+                    <w:spacing w:before="0" w:after="0" w:line="258" w:lineRule="auto"/>
                     <w:ind w:left="340" w:hanging="340"/>
                   </w:pPr>
                   <w:r>
@@ -3337,7 +3357,7 @@
                       <w:szCs w:val="22"/>
                       <w:u w:val="single"/>
                     </w:rPr>
-                    <w:t xml:space="preserve">      </w:t>
+                    <w:t xml:space="preserve">          </w:t>
                   </w:r>
                 </w:p>
               </w:tc>
@@ -3351,7 +3371,7 @@
                     <w:tabs>
                       <w:tab w:val="left" w:pos="340"/>
                     </w:tabs>
-                    <w:spacing w:before="0" w:after="0" w:line="276" w:lineRule="auto"/>
+                    <w:spacing w:before="0" w:after="0" w:line="258" w:lineRule="auto"/>
                     <w:ind w:left="340" w:hanging="340"/>
                   </w:pPr>
                   <w:r>
@@ -3399,7 +3419,7 @@
                       <w:szCs w:val="22"/>
                       <w:u w:val="single"/>
                     </w:rPr>
-                    <w:t xml:space="preserve">      </w:t>
+                    <w:t xml:space="preserve">          </w:t>
                   </w:r>
                 </w:p>
               </w:tc>
@@ -3420,6 +3440,7 @@
     </w:p>
     <w:p>
       <w:pPr>
+        <w:pStyle w:val="Heading2"/>
         <w:keepNext/>
         <w:pBdr>
           <w:bottom w:val="single" w:sz="8" w:space="3" w:color="003A70"/>
@@ -3435,7 +3456,7 @@
           <w:b/>
           <w:color w:val="003A70"/>
           <w:spacing w:val="14"/>
-          <w:sz w:val="19"/>
+          <w:sz w:val="22"/>
           <w:szCs w:val="19"/>
         </w:rPr>
         <w:t xml:space="preserve">READY CHECK</w:t>
@@ -3454,7 +3475,7 @@
           <w:rFonts w:ascii="Avenir Next" w:hAnsi="Avenir Next" w:cs="Avenir Next" w:eastAsia="Avenir Next"/>
           <w:i/>
           <w:color w:val="5A5F66"/>
-          <w:sz w:val="17"/>
+          <w:sz w:val="22"/>
           <w:szCs w:val="17"/>
         </w:rPr>
         <w:t xml:space="preserve">a problem like the one in today’s lesson</w:t>
@@ -3504,7 +3525,7 @@
               <w:tabs>
                 <w:tab w:val="left" w:pos="432"/>
               </w:tabs>
-              <w:spacing w:before="90" w:after="40" w:line="268" w:lineRule="auto"/>
+              <w:spacing w:before="90" w:after="40" w:line="254" w:lineRule="auto"/>
               <w:ind w:left="432" w:hanging="432"/>
             </w:pPr>
             <w:r>
@@ -3578,7 +3599,7 @@
                     <w:tabs>
                       <w:tab w:val="left" w:pos="340"/>
                     </w:tabs>
-                    <w:spacing w:before="0" w:after="0" w:line="264" w:lineRule="auto"/>
+                    <w:spacing w:before="0" w:after="0" w:line="252" w:lineRule="auto"/>
                     <w:ind w:left="340" w:hanging="340"/>
                   </w:pPr>
                   <w:r>
@@ -3586,25 +3607,25 @@
                       <w:rFonts w:ascii="Avenir Next" w:hAnsi="Avenir Next" w:cs="Avenir Next" w:eastAsia="Avenir Next"/>
                       <w:b/>
                       <w:color w:val="003A70"/>
+                      <w:sz w:val="22"/>
+                      <w:szCs w:val="21"/>
+                    </w:rPr>
+                    <w:t xml:space="preserve">A</w:t>
+                  </w:r>
+                  <w:r>
+                    <w:rPr>
+                      <w:rFonts w:ascii="Avenir Next" w:hAnsi="Avenir Next" w:cs="Avenir Next" w:eastAsia="Avenir Next"/>
+                      <w:color w:val="1A1A1A"/>
                       <w:sz w:val="21"/>
                       <w:szCs w:val="21"/>
                     </w:rPr>
-                    <w:t xml:space="preserve">A</w:t>
-                  </w:r>
-                  <w:r>
-                    <w:rPr>
-                      <w:rFonts w:ascii="Avenir Next" w:hAnsi="Avenir Next" w:cs="Avenir Next" w:eastAsia="Avenir Next"/>
-                      <w:color w:val="1A1A1A"/>
-                      <w:sz w:val="21"/>
-                      <w:szCs w:val="21"/>
-                    </w:rPr>
                     <w:tab/>
                   </w:r>
                   <w:r>
                     <w:rPr>
                       <w:rFonts w:ascii="Avenir Next" w:hAnsi="Avenir Next" w:cs="Avenir Next" w:eastAsia="Avenir Next"/>
                       <w:color w:val="1A1A1A"/>
-                      <w:sz w:val="21"/>
+                      <w:sz w:val="22"/>
                       <w:szCs w:val="21"/>
                     </w:rPr>
                     <w:t xml:space="preserve">0.91</w:t>
@@ -3621,7 +3642,7 @@
                     <w:tabs>
                       <w:tab w:val="left" w:pos="340"/>
                     </w:tabs>
-                    <w:spacing w:before="0" w:after="0" w:line="264" w:lineRule="auto"/>
+                    <w:spacing w:before="0" w:after="0" w:line="252" w:lineRule="auto"/>
                     <w:ind w:left="340" w:hanging="340"/>
                   </w:pPr>
                   <w:r>
@@ -3629,25 +3650,25 @@
                       <w:rFonts w:ascii="Avenir Next" w:hAnsi="Avenir Next" w:cs="Avenir Next" w:eastAsia="Avenir Next"/>
                       <w:b/>
                       <w:color w:val="003A70"/>
+                      <w:sz w:val="22"/>
+                      <w:szCs w:val="21"/>
+                    </w:rPr>
+                    <w:t xml:space="preserve">B</w:t>
+                  </w:r>
+                  <w:r>
+                    <w:rPr>
+                      <w:rFonts w:ascii="Avenir Next" w:hAnsi="Avenir Next" w:cs="Avenir Next" w:eastAsia="Avenir Next"/>
+                      <w:color w:val="1A1A1A"/>
                       <w:sz w:val="21"/>
                       <w:szCs w:val="21"/>
                     </w:rPr>
-                    <w:t xml:space="preserve">B</w:t>
-                  </w:r>
-                  <w:r>
-                    <w:rPr>
-                      <w:rFonts w:ascii="Avenir Next" w:hAnsi="Avenir Next" w:cs="Avenir Next" w:eastAsia="Avenir Next"/>
-                      <w:color w:val="1A1A1A"/>
-                      <w:sz w:val="21"/>
-                      <w:szCs w:val="21"/>
-                    </w:rPr>
                     <w:tab/>
                   </w:r>
                   <w:r>
                     <w:rPr>
                       <w:rFonts w:ascii="Avenir Next" w:hAnsi="Avenir Next" w:cs="Avenir Next" w:eastAsia="Avenir Next"/>
                       <w:color w:val="1A1A1A"/>
-                      <w:sz w:val="21"/>
+                      <w:sz w:val="22"/>
                       <w:szCs w:val="21"/>
                     </w:rPr>
                     <w:t xml:space="preserve">2.35</w:t>
@@ -3664,7 +3685,7 @@
                     <w:tabs>
                       <w:tab w:val="left" w:pos="340"/>
                     </w:tabs>
-                    <w:spacing w:before="0" w:after="0" w:line="264" w:lineRule="auto"/>
+                    <w:spacing w:before="0" w:after="0" w:line="252" w:lineRule="auto"/>
                     <w:ind w:left="340" w:hanging="340"/>
                   </w:pPr>
                   <w:r>
@@ -3672,25 +3693,25 @@
                       <w:rFonts w:ascii="Avenir Next" w:hAnsi="Avenir Next" w:cs="Avenir Next" w:eastAsia="Avenir Next"/>
                       <w:b/>
                       <w:color w:val="003A70"/>
+                      <w:sz w:val="22"/>
+                      <w:szCs w:val="21"/>
+                    </w:rPr>
+                    <w:t xml:space="preserve">C</w:t>
+                  </w:r>
+                  <w:r>
+                    <w:rPr>
+                      <w:rFonts w:ascii="Avenir Next" w:hAnsi="Avenir Next" w:cs="Avenir Next" w:eastAsia="Avenir Next"/>
+                      <w:color w:val="1A1A1A"/>
                       <w:sz w:val="21"/>
                       <w:szCs w:val="21"/>
                     </w:rPr>
-                    <w:t xml:space="preserve">C</w:t>
-                  </w:r>
-                  <w:r>
-                    <w:rPr>
-                      <w:rFonts w:ascii="Avenir Next" w:hAnsi="Avenir Next" w:cs="Avenir Next" w:eastAsia="Avenir Next"/>
-                      <w:color w:val="1A1A1A"/>
-                      <w:sz w:val="21"/>
-                      <w:szCs w:val="21"/>
-                    </w:rPr>
                     <w:tab/>
                   </w:r>
                   <w:r>
                     <w:rPr>
                       <w:rFonts w:ascii="Avenir Next" w:hAnsi="Avenir Next" w:cs="Avenir Next" w:eastAsia="Avenir Next"/>
                       <w:color w:val="1A1A1A"/>
-                      <w:sz w:val="21"/>
+                      <w:sz w:val="22"/>
                       <w:szCs w:val="21"/>
                     </w:rPr>
                     <w:t xml:space="preserve">2.31</w:t>
@@ -3707,7 +3728,7 @@
                     <w:tabs>
                       <w:tab w:val="left" w:pos="340"/>
                     </w:tabs>
-                    <w:spacing w:before="0" w:after="0" w:line="264" w:lineRule="auto"/>
+                    <w:spacing w:before="0" w:after="0" w:line="252" w:lineRule="auto"/>
                     <w:ind w:left="340" w:hanging="340"/>
                   </w:pPr>
                   <w:r>
@@ -3715,25 +3736,25 @@
                       <w:rFonts w:ascii="Avenir Next" w:hAnsi="Avenir Next" w:cs="Avenir Next" w:eastAsia="Avenir Next"/>
                       <w:b/>
                       <w:color w:val="003A70"/>
+                      <w:sz w:val="22"/>
+                      <w:szCs w:val="21"/>
+                    </w:rPr>
+                    <w:t xml:space="preserve">D</w:t>
+                  </w:r>
+                  <w:r>
+                    <w:rPr>
+                      <w:rFonts w:ascii="Avenir Next" w:hAnsi="Avenir Next" w:cs="Avenir Next" w:eastAsia="Avenir Next"/>
+                      <w:color w:val="1A1A1A"/>
                       <w:sz w:val="21"/>
                       <w:szCs w:val="21"/>
                     </w:rPr>
-                    <w:t xml:space="preserve">D</w:t>
-                  </w:r>
-                  <w:r>
-                    <w:rPr>
-                      <w:rFonts w:ascii="Avenir Next" w:hAnsi="Avenir Next" w:cs="Avenir Next" w:eastAsia="Avenir Next"/>
-                      <w:color w:val="1A1A1A"/>
-                      <w:sz w:val="21"/>
-                      <w:szCs w:val="21"/>
-                    </w:rPr>
                     <w:tab/>
                   </w:r>
                   <w:r>
                     <w:rPr>
                       <w:rFonts w:ascii="Avenir Next" w:hAnsi="Avenir Next" w:cs="Avenir Next" w:eastAsia="Avenir Next"/>
                       <w:color w:val="1A1A1A"/>
-                      <w:sz w:val="21"/>
+                      <w:sz w:val="22"/>
                       <w:szCs w:val="21"/>
                     </w:rPr>
                     <w:t xml:space="preserve">9.1</w:t>
@@ -3782,19 +3803,42 @@
         <w:tblLook w:val="0000" w:firstRow="0" w:lastRow="0" w:firstColumn="0" w:lastColumn="0" w:noHBand="1" w:noVBand="1"/>
       </w:tblPr>
       <w:tblGrid>
-        <w:gridCol w:w="2000"/>
-        <w:gridCol w:w="2300"/>
-        <w:gridCol w:w="2100"/>
-        <w:gridCol w:w="3104"/>
+        <w:gridCol w:w="1750"/>
+        <w:gridCol w:w="2500"/>
+        <w:gridCol w:w="2200"/>
+        <w:gridCol w:w="3054"/>
       </w:tblGrid>
       <w:tr>
         <w:trPr>
           <w:cantSplit/>
-          <w:trHeight w:val="320" w:hRule="atLeast"/>
+          <w:trHeight w:val="300" w:hRule="atLeast"/>
         </w:trPr>
         <w:tc>
           <w:tcPr>
-            <w:tcW w:w="2000" w:type="dxa"/>
+            <w:tcW w:w="1750" w:type="dxa"/>
+            <w:vAlign w:val="center"/>
+          </w:tcPr>
+          <w:p>
+            <w:pPr>
+              <w:pStyle w:val="Heading2"/>
+              <w:spacing w:before="0" w:after="0" w:line="240" w:lineRule="auto"/>
+            </w:pPr>
+            <w:r>
+              <w:rPr>
+                <w:rFonts w:ascii="Avenir Next" w:hAnsi="Avenir Next" w:cs="Avenir Next" w:eastAsia="Avenir Next"/>
+                <w:b/>
+                <w:color w:val="003A70"/>
+                <w:spacing w:val="12"/>
+                <w:sz w:val="15"/>
+                <w:szCs w:val="15"/>
+              </w:rPr>
+              <w:t xml:space="preserve">CHECK YOURSELF</w:t>
+            </w:r>
+          </w:p>
+        </w:tc>
+        <w:tc>
+          <w:tcPr>
+            <w:tcW w:w="2500" w:type="dxa"/>
             <w:vAlign w:val="center"/>
           </w:tcPr>
           <w:p>
@@ -3803,20 +3847,27 @@
             </w:pPr>
             <w:r>
               <w:rPr>
-                <w:rFonts w:ascii="Avenir Next" w:hAnsi="Avenir Next" w:cs="Avenir Next" w:eastAsia="Avenir Next"/>
-                <w:b/>
-                <w:color w:val="003A70"/>
-                <w:spacing w:val="12"/>
-                <w:sz w:val="15"/>
-                <w:szCs w:val="15"/>
-              </w:rPr>
-              <w:t xml:space="preserve">CHECK YOURSELF</w:t>
+                <w:rFonts w:ascii="Arial" w:hAnsi="Arial" w:cs="Arial" w:eastAsia="Arial"/>
+                <w:color w:val="1A1A1A"/>
+                <w:sz w:val="20"/>
+                <w:szCs w:val="20"/>
+              </w:rPr>
+              <w:t xml:space="preserve">□</w:t>
+            </w:r>
+            <w:r>
+              <w:rPr>
+                <w:rFonts w:ascii="Avenir Next" w:hAnsi="Avenir Next" w:cs="Avenir Next" w:eastAsia="Avenir Next"/>
+                <w:color w:val="1A1A1A"/>
+                <w:sz w:val="17"/>
+                <w:szCs w:val="17"/>
+              </w:rPr>
+              <w:t xml:space="preserve">  I can do this on my own</w:t>
             </w:r>
           </w:p>
         </w:tc>
         <w:tc>
           <w:tcPr>
-            <w:tcW w:w="2300" w:type="dxa"/>
+            <w:tcW w:w="2200" w:type="dxa"/>
             <w:vAlign w:val="center"/>
           </w:tcPr>
           <w:p>
@@ -3827,8 +3878,8 @@
               <w:rPr>
                 <w:rFonts w:ascii="Arial" w:hAnsi="Arial" w:cs="Arial" w:eastAsia="Arial"/>
                 <w:color w:val="1A1A1A"/>
-                <w:sz w:val="24"/>
-                <w:szCs w:val="24"/>
+                <w:sz w:val="20"/>
+                <w:szCs w:val="20"/>
               </w:rPr>
               <w:t xml:space="preserve">□</w:t>
             </w:r>
@@ -3839,13 +3890,13 @@
                 <w:sz w:val="17"/>
                 <w:szCs w:val="17"/>
               </w:rPr>
-              <w:t xml:space="preserve">  I can do this on my own</w:t>
+              <w:t xml:space="preserve">  I need a little help</w:t>
             </w:r>
           </w:p>
         </w:tc>
         <w:tc>
           <w:tcPr>
-            <w:tcW w:w="2100" w:type="dxa"/>
+            <w:tcW w:w="3054" w:type="dxa"/>
             <w:vAlign w:val="center"/>
           </w:tcPr>
           <w:p>
@@ -3856,37 +3907,8 @@
               <w:rPr>
                 <w:rFonts w:ascii="Arial" w:hAnsi="Arial" w:cs="Arial" w:eastAsia="Arial"/>
                 <w:color w:val="1A1A1A"/>
-                <w:sz w:val="24"/>
-                <w:szCs w:val="24"/>
-              </w:rPr>
-              <w:t xml:space="preserve">□</w:t>
-            </w:r>
-            <w:r>
-              <w:rPr>
-                <w:rFonts w:ascii="Avenir Next" w:hAnsi="Avenir Next" w:cs="Avenir Next" w:eastAsia="Avenir Next"/>
-                <w:color w:val="1A1A1A"/>
-                <w:sz w:val="17"/>
-                <w:szCs w:val="17"/>
-              </w:rPr>
-              <w:t xml:space="preserve">  I need a little help</w:t>
-            </w:r>
-          </w:p>
-        </w:tc>
-        <w:tc>
-          <w:tcPr>
-            <w:tcW w:w="3104" w:type="dxa"/>
-            <w:vAlign w:val="center"/>
-          </w:tcPr>
-          <w:p>
-            <w:pPr>
-              <w:spacing w:before="0" w:after="0" w:line="240" w:lineRule="auto"/>
-            </w:pPr>
-            <w:r>
-              <w:rPr>
-                <w:rFonts w:ascii="Arial" w:hAnsi="Arial" w:cs="Arial" w:eastAsia="Arial"/>
-                <w:color w:val="1A1A1A"/>
-                <w:sz w:val="24"/>
-                <w:szCs w:val="24"/>
+                <w:sz w:val="20"/>
+                <w:szCs w:val="20"/>
               </w:rPr>
               <w:t xml:space="preserve">□</w:t>
             </w:r>
@@ -3921,7 +3943,7 @@
     <w:sectPr>
       <w:footerReference w:type="default" r:id="rIdFooter1"/>
       <w:pgSz w:w="12240" w:h="15840"/>
-      <w:pgMar w:top="893" w:right="1224" w:bottom="835" w:left="1512" w:header="432" w:footer="432" w:gutter="0"/>
+      <w:pgMar w:top="780" w:right="1224" w:bottom="760" w:left="1512" w:header="432" w:footer="432" w:gutter="0"/>
       <w:cols w:space="720"/>
     </w:sectPr>
   </w:body>
@@ -4001,7 +4023,106 @@
               <w:sz w:val="15"/>
               <w:szCs w:val="15"/>
             </w:rPr>
-            <w:t xml:space="preserve">Lesson 2-3  ·  Session 2  ·  Prerequisite Practice A</w:t>
+            <w:t xml:space="preserve">2-3 · Page </w:t>
+          </w:r>
+          <w:r>
+            <w:rPr>
+              <w:rFonts w:ascii="Avenir Next" w:hAnsi="Avenir Next" w:cs="Avenir Next" w:eastAsia="Avenir Next"/>
+              <w:color w:val="5A5F66"/>
+              <w:sz w:val="15"/>
+              <w:szCs w:val="15"/>
+            </w:rPr>
+            <w:fldChar w:fldCharType="begin"/>
+          </w:r>
+          <w:r>
+            <w:rPr>
+              <w:rFonts w:ascii="Avenir Next" w:hAnsi="Avenir Next" w:cs="Avenir Next" w:eastAsia="Avenir Next"/>
+              <w:color w:val="5A5F66"/>
+              <w:sz w:val="15"/>
+              <w:szCs w:val="15"/>
+            </w:rPr>
+            <w:instrText xml:space="preserve"> PAGE </w:instrText>
+          </w:r>
+          <w:r>
+            <w:rPr>
+              <w:rFonts w:ascii="Avenir Next" w:hAnsi="Avenir Next" w:cs="Avenir Next" w:eastAsia="Avenir Next"/>
+              <w:color w:val="5A5F66"/>
+              <w:sz w:val="15"/>
+              <w:szCs w:val="15"/>
+            </w:rPr>
+            <w:fldChar w:fldCharType="separate"/>
+          </w:r>
+          <w:r>
+            <w:rPr>
+              <w:rFonts w:ascii="Avenir Next" w:hAnsi="Avenir Next" w:cs="Avenir Next" w:eastAsia="Avenir Next"/>
+              <w:color w:val="5A5F66"/>
+              <w:sz w:val="15"/>
+              <w:szCs w:val="15"/>
+            </w:rPr>
+            <w:t xml:space="preserve">1</w:t>
+          </w:r>
+          <w:r>
+            <w:rPr>
+              <w:rFonts w:ascii="Avenir Next" w:hAnsi="Avenir Next" w:cs="Avenir Next" w:eastAsia="Avenir Next"/>
+              <w:color w:val="5A5F66"/>
+              <w:sz w:val="15"/>
+              <w:szCs w:val="15"/>
+            </w:rPr>
+            <w:fldChar w:fldCharType="end"/>
+          </w:r>
+          <w:r>
+            <w:rPr>
+              <w:rFonts w:ascii="Avenir Next" w:hAnsi="Avenir Next" w:cs="Avenir Next" w:eastAsia="Avenir Next"/>
+              <w:color w:val="5A5F66"/>
+              <w:sz w:val="15"/>
+              <w:szCs w:val="15"/>
+            </w:rPr>
+            <w:t xml:space="preserve"> of </w:t>
+          </w:r>
+          <w:r>
+            <w:rPr>
+              <w:rFonts w:ascii="Avenir Next" w:hAnsi="Avenir Next" w:cs="Avenir Next" w:eastAsia="Avenir Next"/>
+              <w:color w:val="5A5F66"/>
+              <w:sz w:val="15"/>
+              <w:szCs w:val="15"/>
+            </w:rPr>
+            <w:fldChar w:fldCharType="begin"/>
+          </w:r>
+          <w:r>
+            <w:rPr>
+              <w:rFonts w:ascii="Avenir Next" w:hAnsi="Avenir Next" w:cs="Avenir Next" w:eastAsia="Avenir Next"/>
+              <w:color w:val="5A5F66"/>
+              <w:sz w:val="15"/>
+              <w:szCs w:val="15"/>
+            </w:rPr>
+            <w:instrText xml:space="preserve"> NUMPAGES </w:instrText>
+          </w:r>
+          <w:r>
+            <w:rPr>
+              <w:rFonts w:ascii="Avenir Next" w:hAnsi="Avenir Next" w:cs="Avenir Next" w:eastAsia="Avenir Next"/>
+              <w:color w:val="5A5F66"/>
+              <w:sz w:val="15"/>
+              <w:szCs w:val="15"/>
+            </w:rPr>
+            <w:fldChar w:fldCharType="separate"/>
+          </w:r>
+          <w:r>
+            <w:rPr>
+              <w:rFonts w:ascii="Avenir Next" w:hAnsi="Avenir Next" w:cs="Avenir Next" w:eastAsia="Avenir Next"/>
+              <w:color w:val="5A5F66"/>
+              <w:sz w:val="15"/>
+              <w:szCs w:val="15"/>
+            </w:rPr>
+            <w:t xml:space="preserve">1</w:t>
+          </w:r>
+          <w:r>
+            <w:rPr>
+              <w:rFonts w:ascii="Avenir Next" w:hAnsi="Avenir Next" w:cs="Avenir Next" w:eastAsia="Avenir Next"/>
+              <w:color w:val="5A5F66"/>
+              <w:sz w:val="15"/>
+              <w:szCs w:val="15"/>
+            </w:rPr>
+            <w:fldChar w:fldCharType="end"/>
           </w:r>
         </w:p>
       </w:tc>
@@ -4044,5 +4165,23 @@
       </w:tblCellMar>
     </w:tblPr>
   </w:style>
+  <w:style w:type="paragraph" w:styleId="Heading1">
+    <w:name w:val="heading 1"/>
+    <w:basedOn w:val="Normal"/>
+    <w:pPr>
+      <w:outlineLvl w:val="0"/>
+      <w:keepNext w:val="0"/>
+      <w:keepLines w:val="0"/>
+    </w:pPr>
+  </w:style>
+  <w:style w:type="paragraph" w:styleId="Heading2">
+    <w:name w:val="heading 2"/>
+    <w:basedOn w:val="Normal"/>
+    <w:pPr>
+      <w:outlineLvl w:val="1"/>
+      <w:keepNext w:val="0"/>
+      <w:keepLines w:val="0"/>
+    </w:pPr>
+  </w:style>
 </w:styles>
 </file>